--- a/CÔNG TY TNHH TRUNG ĐẰNG NHUẬN ĐẠT/NhuanDat_ThanhLapMoi/Điều lệ công ty_DA_DIEN.docx
+++ b/CÔNG TY TNHH TRUNG ĐẰNG NHUẬN ĐẠT/NhuanDat_ThanhLapMoi/Điều lệ công ty_DA_DIEN.docx
@@ -1,6 +1,6 @@
 
 <file path=word/document.xml><?xml version="1.0" encoding="utf-8"?>
-<w:document xmlns:wpc="http://schemas.microsoft.com/office/word/2010/wordprocessingCanvas" xmlns:cx="http://schemas.microsoft.com/office/drawing/2014/chartex" xmlns:cx1="http://schemas.microsoft.com/office/drawing/2015/9/8/chartex" xmlns:mc="http://schemas.openxmlformats.org/markup-compatibility/2006" xmlns:o="urn:schemas-microsoft-com:office:office" xmlns:r="http://schemas.openxmlformats.org/officeDocument/2006/relationships" xmlns:m="http://schemas.openxmlformats.org/officeDocument/2006/math" xmlns:v="urn:schemas-microsoft-com:vml" xmlns:wp14="http://schemas.microsoft.com/office/word/2010/wordprocessingDrawing" xmlns:wp="http://schemas.openxmlformats.org/drawingml/2006/wordprocessingDrawing" xmlns:w10="urn:schemas-microsoft-com:office:word" xmlns:w="http://schemas.openxmlformats.org/wordprocessingml/2006/main" xmlns:w14="http://schemas.microsoft.com/office/word/2010/wordml" xmlns:w15="http://schemas.microsoft.com/office/word/2012/wordml" xmlns:w16se="http://schemas.microsoft.com/office/word/2015/wordml/symex" xmlns:wpg="http://schemas.microsoft.com/office/word/2010/wordprocessingGroup" xmlns:wpi="http://schemas.microsoft.com/office/word/2010/wordprocessingInk" xmlns:wne="http://schemas.microsoft.com/office/word/2006/wordml" xmlns:wps="http://schemas.microsoft.com/office/word/2010/wordprocessingShape" mc:Ignorable="w14 w15 w16se wp14">
+<w:document xmlns:wpc="http://schemas.microsoft.com/office/word/2010/wordprocessingCanvas" xmlns:cx="http://schemas.microsoft.com/office/drawing/2014/chartex" xmlns:cx1="http://schemas.microsoft.com/office/drawing/2015/9/8/chartex" xmlns:cx2="http://schemas.microsoft.com/office/drawing/2015/10/21/chartex" xmlns:cx3="http://schemas.microsoft.com/office/drawing/2016/5/9/chartex" xmlns:cx4="http://schemas.microsoft.com/office/drawing/2016/5/10/chartex" xmlns:cx5="http://schemas.microsoft.com/office/drawing/2016/5/11/chartex" xmlns:cx6="http://schemas.microsoft.com/office/drawing/2016/5/12/chartex" xmlns:cx7="http://schemas.microsoft.com/office/drawing/2016/5/13/chartex" xmlns:cx8="http://schemas.microsoft.com/office/drawing/2016/5/14/chartex" xmlns:mc="http://schemas.openxmlformats.org/markup-compatibility/2006" xmlns:aink="http://schemas.microsoft.com/office/drawing/2016/ink" xmlns:am3d="http://schemas.microsoft.com/office/drawing/2017/model3d" xmlns:o="urn:schemas-microsoft-com:office:office" xmlns:oel="http://schemas.microsoft.com/office/2019/extlst" xmlns:r="http://schemas.openxmlformats.org/officeDocument/2006/relationships" xmlns:m="http://schemas.openxmlformats.org/officeDocument/2006/math" xmlns:v="urn:schemas-microsoft-com:vml" xmlns:wp14="http://schemas.microsoft.com/office/word/2010/wordprocessingDrawing" xmlns:wp="http://schemas.openxmlformats.org/drawingml/2006/wordprocessingDrawing" xmlns:w10="urn:schemas-microsoft-com:office:word" xmlns:w="http://schemas.openxmlformats.org/wordprocessingml/2006/main" xmlns:w14="http://schemas.microsoft.com/office/word/2010/wordml" xmlns:w15="http://schemas.microsoft.com/office/word/2012/wordml" xmlns:w16cex="http://schemas.microsoft.com/office/word/2018/wordml/cex" xmlns:w16cid="http://schemas.microsoft.com/office/word/2016/wordml/cid" xmlns:w16="http://schemas.microsoft.com/office/word/2018/wordml" xmlns:w16du="http://schemas.microsoft.com/office/word/2023/wordml/word16du" xmlns:w16sdtdh="http://schemas.microsoft.com/office/word/2020/wordml/sdtdatahash" xmlns:w16sdtfl="http://schemas.microsoft.com/office/word/2024/wordml/sdtformatlock" xmlns:w16se="http://schemas.microsoft.com/office/word/2015/wordml/symex" xmlns:wpg="http://schemas.microsoft.com/office/word/2010/wordprocessingGroup" xmlns:wpi="http://schemas.microsoft.com/office/word/2010/wordprocessingInk" xmlns:wne="http://schemas.microsoft.com/office/word/2006/wordml" xmlns:wps="http://schemas.microsoft.com/office/word/2010/wordprocessingShape" mc:Ignorable="w14 w15 w16se w16cid w16 w16cex w16sdtdh w16sdtfl w16du wp14">
   <w:body>
     <w:p>
       <w:pPr>
@@ -154,6 +154,7 @@
         <w:rPr>
           <w:sz w:val="26"/>
           <w:szCs w:val="26"/>
+          <w:lang w:val="vi-VN"/>
         </w:rPr>
       </w:pPr>
       <w:r>
@@ -169,6 +170,7 @@
           <w:b/>
           <w:sz w:val="26"/>
           <w:szCs w:val="26"/>
+          <w:lang w:val="vi-VN"/>
         </w:rPr>
         <w:t>DANH THỊ TUYẾT NHUNG</w:t>
       </w:r>
@@ -196,6 +198,7 @@
         <w:rPr>
           <w:sz w:val="26"/>
           <w:szCs w:val="26"/>
+          <w:lang w:val="vi-VN"/>
         </w:rPr>
         <w:t>05/07/1991</w:t>
       </w:r>
@@ -240,6 +243,7 @@
           <w:spacing w:val="-2"/>
           <w:sz w:val="26"/>
           <w:szCs w:val="26"/>
+          <w:lang w:val="vi-VN"/>
         </w:rPr>
         <w:t>075191017610</w:t>
       </w:r>
@@ -248,6 +252,7 @@
           <w:spacing w:val="-2"/>
           <w:sz w:val="26"/>
           <w:szCs w:val="26"/>
+          <w:lang w:val="vi-VN"/>
         </w:rPr>
         <w:t>;</w:t>
       </w:r>
@@ -273,6 +278,7 @@
         <w:rPr>
           <w:sz w:val="26"/>
           <w:szCs w:val="26"/>
+          <w:lang w:val="vi-VN"/>
         </w:rPr>
         <w:t>12/08/2021</w:t>
       </w:r>
@@ -280,6 +286,7 @@
         <w:rPr>
           <w:sz w:val="26"/>
           <w:szCs w:val="26"/>
+          <w:lang w:val="vi-VN"/>
         </w:rPr>
         <w:t xml:space="preserve">; </w:t>
       </w:r>
@@ -295,6 +302,7 @@
         <w:rPr>
           <w:sz w:val="26"/>
           <w:szCs w:val="26"/>
+          <w:lang w:val="vi-VN"/>
         </w:rPr>
         <w:t>Cục trưởng cục cảnh sát quản lý hành chính về trật tự xã hội</w:t>
       </w:r>
@@ -334,6 +342,7 @@
         <w:rPr>
           <w:sz w:val="26"/>
           <w:szCs w:val="26"/>
+          <w:lang w:val="vi-VN"/>
         </w:rPr>
         <w:t>c</w:t>
       </w:r>
@@ -350,6 +359,7 @@
           <w:b/>
           <w:sz w:val="26"/>
           <w:szCs w:val="26"/>
+          <w:lang w:val="vi-VN"/>
         </w:rPr>
         <w:t>CÔNG TY TNHH TRUNG ĐẰNG NHUẬN ĐẠT</w:t>
       </w:r>
@@ -358,6 +368,7 @@
           <w:b/>
           <w:sz w:val="26"/>
           <w:szCs w:val="26"/>
+          <w:lang w:val="vi-VN"/>
         </w:rPr>
         <w:t xml:space="preserve"> </w:t>
       </w:r>
@@ -374,6 +385,7 @@
           <w:b/>
           <w:sz w:val="26"/>
           <w:szCs w:val="26"/>
+          <w:lang w:val="vi-VN"/>
         </w:rPr>
         <w:t>CÔNG TY TNHH TRUNG ĐẰNG NHUẬN ĐẠT</w:t>
       </w:r>
@@ -474,6 +486,7 @@
         <w:rPr>
           <w:sz w:val="26"/>
           <w:szCs w:val="26"/>
+          <w:lang w:val="vi-VN"/>
         </w:rPr>
       </w:pPr>
       <w:r>
@@ -482,6 +495,7 @@
           <w:bCs/>
           <w:sz w:val="26"/>
           <w:szCs w:val="26"/>
+          <w:lang w:val="vi-VN"/>
         </w:rPr>
         <w:t>ĐIỀU KHOẢN CHUNG</w:t>
       </w:r>
@@ -596,6 +610,7 @@
         <w:rPr>
           <w:sz w:val="26"/>
           <w:szCs w:val="26"/>
+          <w:lang w:val="vi-VN"/>
         </w:rPr>
         <w:t>50</w:t>
       </w:r>
@@ -1181,9 +1196,9 @@
       </w:tblPr>
       <w:tblGrid>
         <w:gridCol w:w="557"/>
-        <w:gridCol w:w="830"/>
-        <w:gridCol w:w="6401"/>
-        <w:gridCol w:w="871"/>
+        <w:gridCol w:w="818"/>
+        <w:gridCol w:w="6430"/>
+        <w:gridCol w:w="854"/>
       </w:tblGrid>
       <w:tr>
         <w:trPr>
@@ -1209,7 +1224,6 @@
             </w:pPr>
             <w:r>
               <w:rPr>
-                <w:rFonts w:eastAsia="Times New Roman"/>
                 <w:b/>
                 <w:sz w:val="21"/>
               </w:rPr>
@@ -1235,7 +1249,6 @@
             </w:pPr>
             <w:r>
               <w:rPr>
-                <w:rFonts w:eastAsia="Times New Roman"/>
                 <w:b/>
                 <w:sz w:val="21"/>
               </w:rPr>
@@ -1261,7 +1274,6 @@
             </w:pPr>
             <w:r>
               <w:rPr>
-                <w:rFonts w:eastAsia="Times New Roman"/>
                 <w:b/>
                 <w:sz w:val="21"/>
               </w:rPr>
@@ -1287,7 +1299,6 @@
             </w:pPr>
             <w:r>
               <w:rPr>
-                <w:rFonts w:eastAsia="Times New Roman"/>
                 <w:b/>
                 <w:sz w:val="21"/>
               </w:rPr>
@@ -1317,7 +1328,6 @@
             </w:pPr>
             <w:r>
               <w:rPr>
-                <w:rFonts w:eastAsia="Times New Roman"/>
                 <w:sz w:val="21"/>
               </w:rPr>
               <w:t>1</w:t>
@@ -1340,7 +1350,6 @@
             </w:pPr>
             <w:r>
               <w:rPr>
-                <w:rFonts w:eastAsia="Times New Roman"/>
                 <w:sz w:val="21"/>
               </w:rPr>
               <w:t>4672</w:t>
@@ -1360,7 +1369,6 @@
           <w:p>
             <w:r>
               <w:rPr>
-                <w:rFonts w:eastAsia="Times New Roman"/>
                 <w:sz w:val="21"/>
               </w:rPr>
               <w:t>Bán buôn kim loại và quặng kim loại</w:t>
@@ -1369,7 +1377,6 @@
           <w:p>
             <w:r>
               <w:rPr>
-                <w:rFonts w:eastAsia="Times New Roman"/>
                 <w:sz w:val="21"/>
               </w:rPr>
               <w:t>Chi tiết: Bán buôn kim loại màu, hợp kim kim loại màu; bán buôn vật liệu kim loại, vật liệu kim loại chức năng mới, hợp kim hiệu suất cao; bán buôn vật liệu composite gốc kim loại; bán buôn bao bì, vật liệu và sản phẩm từ kim loại.</w:t>
@@ -1392,7 +1399,6 @@
             </w:pPr>
             <w:r>
               <w:rPr>
-                <w:rFonts w:eastAsia="Times New Roman"/>
                 <w:sz w:val="21"/>
               </w:rPr>
               <w:t>X</w:t>
@@ -1421,7 +1427,6 @@
             </w:pPr>
             <w:r>
               <w:rPr>
-                <w:rFonts w:eastAsia="Times New Roman"/>
                 <w:sz w:val="21"/>
               </w:rPr>
               <w:t>2</w:t>
@@ -1444,7 +1449,6 @@
             </w:pPr>
             <w:r>
               <w:rPr>
-                <w:rFonts w:eastAsia="Times New Roman"/>
                 <w:sz w:val="21"/>
               </w:rPr>
               <w:t>4673</w:t>
@@ -1464,7 +1468,6 @@
           <w:p>
             <w:r>
               <w:rPr>
-                <w:rFonts w:eastAsia="Times New Roman"/>
                 <w:sz w:val="21"/>
               </w:rPr>
               <w:t>Bán buôn vật liệu, thiết bị lắp đặt khác trong xây dựng</w:t>
@@ -1473,7 +1476,6 @@
           <w:p>
             <w:r>
               <w:rPr>
-                <w:rFonts w:eastAsia="Times New Roman"/>
                 <w:sz w:val="21"/>
               </w:rPr>
               <w:t>Chi tiết: Bán buôn vật liệu xây dựng; bán buôn sơn, véc ni, sơn tĩnh điện, kính, đồ ngũ kim, vật liệu và thiết bị lắp đặt khác trong xây dựng.</w:t>
@@ -1518,7 +1520,6 @@
             </w:pPr>
             <w:r>
               <w:rPr>
-                <w:rFonts w:eastAsia="Times New Roman"/>
                 <w:sz w:val="21"/>
               </w:rPr>
               <w:lastRenderedPageBreak/>
@@ -1542,7 +1543,6 @@
             </w:pPr>
             <w:r>
               <w:rPr>
-                <w:rFonts w:eastAsia="Times New Roman"/>
                 <w:sz w:val="21"/>
               </w:rPr>
               <w:t>4679</w:t>
@@ -1562,7 +1562,6 @@
           <w:p>
             <w:r>
               <w:rPr>
-                <w:rFonts w:eastAsia="Times New Roman"/>
                 <w:sz w:val="21"/>
               </w:rPr>
               <w:t>Bán buôn chuyên doanh khác chưa được phân vào đâu</w:t>
@@ -1571,10 +1570,23 @@
           <w:p>
             <w:r>
               <w:rPr>
-                <w:rFonts w:eastAsia="Times New Roman"/>
                 <w:sz w:val="21"/>
               </w:rPr>
               <w:t>Chi tiết: Bán buôn hóa chất công nghiệp, hóa chất khác, nguyên liệu hóa chất, vật liệu composite gốc kim loại, vật liệu composite gốc gốm, bao bì và vật liệu chuyên dùng khác. Trừ hóa chất cấm; đối với hóa chất kinh doanh có điều kiện, doanh nghiệp chỉ hoạt động khi đáp ứng đủ điều kiện theo quy định pháp luật.</w:t>
+            </w:r>
+            <w:r>
+              <w:rPr>
+                <w:rFonts w:asciiTheme="minorHAnsi" w:eastAsiaTheme="minorHAnsi" w:hAnsiTheme="minorHAnsi" w:cstheme="minorBidi"/>
+                <w:sz w:val="22"/>
+                <w:szCs w:val="22"/>
+              </w:rPr>
+              <w:t xml:space="preserve"> </w:t>
+            </w:r>
+            <w:r>
+              <w:rPr>
+                <w:sz w:val="21"/>
+              </w:rPr>
+              <w:t>Doanh nghiệp cam kết không tồn trữ hóa chất tại trụ sở.</w:t>
             </w:r>
           </w:p>
         </w:tc>
@@ -1616,7 +1628,6 @@
             </w:pPr>
             <w:r>
               <w:rPr>
-                <w:rFonts w:eastAsia="Times New Roman"/>
                 <w:sz w:val="21"/>
               </w:rPr>
               <w:t>4</w:t>
@@ -1639,7 +1650,6 @@
             </w:pPr>
             <w:r>
               <w:rPr>
-                <w:rFonts w:eastAsia="Times New Roman"/>
                 <w:sz w:val="21"/>
               </w:rPr>
               <w:t>4659</w:t>
@@ -1659,7 +1669,6 @@
           <w:p>
             <w:r>
               <w:rPr>
-                <w:rFonts w:eastAsia="Times New Roman"/>
                 <w:sz w:val="21"/>
               </w:rPr>
               <w:t>Bán buôn máy móc, thiết bị và phụ tùng máy khác</w:t>
@@ -1668,7 +1677,6 @@
           <w:p>
             <w:r>
               <w:rPr>
-                <w:rFonts w:eastAsia="Times New Roman"/>
                 <w:sz w:val="21"/>
               </w:rPr>
               <w:t>Chi tiết: Bán buôn máy móc, thiết bị công nghiệp; bán buôn phụ tùng, linh kiện, bộ phận thay thế của máy móc, thiết bị công nghiệp.</w:t>
@@ -1713,7 +1721,6 @@
             </w:pPr>
             <w:r>
               <w:rPr>
-                <w:rFonts w:eastAsia="Times New Roman"/>
                 <w:sz w:val="21"/>
               </w:rPr>
               <w:t>5</w:t>
@@ -1736,7 +1743,6 @@
             </w:pPr>
             <w:r>
               <w:rPr>
-                <w:rFonts w:eastAsia="Times New Roman"/>
                 <w:sz w:val="21"/>
               </w:rPr>
               <w:t>4652</w:t>
@@ -1756,7 +1762,6 @@
           <w:p>
             <w:r>
               <w:rPr>
-                <w:rFonts w:eastAsia="Times New Roman"/>
                 <w:sz w:val="21"/>
               </w:rPr>
               <w:t>Bán buôn thiết bị và linh kiện điện tử, viễn thông</w:t>
@@ -1765,7 +1770,6 @@
           <w:p>
             <w:r>
               <w:rPr>
-                <w:rFonts w:eastAsia="Times New Roman"/>
                 <w:sz w:val="21"/>
               </w:rPr>
               <w:t>Chi tiết: Bán buôn sản phẩm điện tử, linh kiện điện tử, thiết bị điện tử, thiết bị viễn thông và phụ tùng kèm theo.</w:t>
@@ -1810,7 +1814,6 @@
             </w:pPr>
             <w:r>
               <w:rPr>
-                <w:rFonts w:eastAsia="Times New Roman"/>
                 <w:sz w:val="21"/>
               </w:rPr>
               <w:t>6</w:t>
@@ -1833,7 +1836,6 @@
             </w:pPr>
             <w:r>
               <w:rPr>
-                <w:rFonts w:eastAsia="Times New Roman"/>
                 <w:sz w:val="21"/>
               </w:rPr>
               <w:t>4690</w:t>
@@ -1853,19 +1855,9 @@
           <w:p>
             <w:r>
               <w:rPr>
-                <w:rFonts w:eastAsia="Times New Roman"/>
                 <w:sz w:val="21"/>
               </w:rPr>
               <w:t>Bán buôn tổng hợp</w:t>
-            </w:r>
-          </w:p>
-          <w:p>
-            <w:r>
-              <w:rPr>
-                <w:rFonts w:eastAsia="Times New Roman"/>
-                <w:sz w:val="21"/>
-              </w:rPr>
-              <w:t>Chi tiết: Bán buôn tổng hợp các mặt hàng công ty kinh doanh theo quy định pháp luật.</w:t>
             </w:r>
           </w:p>
         </w:tc>
@@ -1907,7 +1899,6 @@
             </w:pPr>
             <w:r>
               <w:rPr>
-                <w:rFonts w:eastAsia="Times New Roman"/>
                 <w:sz w:val="21"/>
               </w:rPr>
               <w:t>7</w:t>
@@ -1930,7 +1921,6 @@
             </w:pPr>
             <w:r>
               <w:rPr>
-                <w:rFonts w:eastAsia="Times New Roman"/>
                 <w:sz w:val="21"/>
               </w:rPr>
               <w:t>4752</w:t>
@@ -1950,7 +1940,6 @@
           <w:p>
             <w:r>
               <w:rPr>
-                <w:rFonts w:eastAsia="Times New Roman"/>
                 <w:sz w:val="21"/>
               </w:rPr>
               <w:t>Bán lẻ đồ ngũ kim, sơn, kính, vật liệu và thiết bị lắp đặt khác trong xây dựng</w:t>
@@ -1959,7 +1948,6 @@
           <w:p>
             <w:r>
               <w:rPr>
-                <w:rFonts w:eastAsia="Times New Roman"/>
                 <w:sz w:val="21"/>
               </w:rPr>
               <w:t>Chi tiết: Bán lẻ đồ ngũ kim, sơn tĩnh điện, sơn, kính, vật liệu xây dựng, vật liệu kim loại và thiết bị lắp đặt khác trong xây dựng.</w:t>
@@ -2004,7 +1992,6 @@
             </w:pPr>
             <w:r>
               <w:rPr>
-                <w:rFonts w:eastAsia="Times New Roman"/>
                 <w:sz w:val="21"/>
               </w:rPr>
               <w:t>8</w:t>
@@ -2027,7 +2014,6 @@
             </w:pPr>
             <w:r>
               <w:rPr>
-                <w:rFonts w:eastAsia="Times New Roman"/>
                 <w:sz w:val="21"/>
               </w:rPr>
               <w:t>4773</w:t>
@@ -2047,7 +2033,6 @@
           <w:p>
             <w:r>
               <w:rPr>
-                <w:rFonts w:eastAsia="Times New Roman"/>
                 <w:sz w:val="21"/>
               </w:rPr>
               <w:t>Bán lẻ hàng hóa khác mới (trừ ô tô, mô tô, xe máy và các bộ phận phụ trợ)</w:t>
@@ -2056,7 +2041,6 @@
           <w:p>
             <w:r>
               <w:rPr>
-                <w:rFonts w:eastAsia="Times New Roman"/>
                 <w:sz w:val="21"/>
               </w:rPr>
               <w:t>Chi tiết: Bán lẻ sản phẩm kim loại, hợp kim kim loại màu, vật liệu kim loại, bao bì kim loại, vật liệu composite, máy móc thiết bị, phụ tùng máy móc thiết bị công nghiệp và hàng hóa khác mới theo quy định pháp luật.</w:t>
@@ -2101,7 +2085,6 @@
             </w:pPr>
             <w:r>
               <w:rPr>
-                <w:rFonts w:eastAsia="Times New Roman"/>
                 <w:sz w:val="21"/>
               </w:rPr>
               <w:t>9</w:t>
@@ -2124,7 +2107,6 @@
             </w:pPr>
             <w:r>
               <w:rPr>
-                <w:rFonts w:eastAsia="Times New Roman"/>
                 <w:sz w:val="21"/>
               </w:rPr>
               <w:t>2420</w:t>
@@ -2144,7 +2126,6 @@
           <w:p>
             <w:r>
               <w:rPr>
-                <w:rFonts w:eastAsia="Times New Roman"/>
                 <w:sz w:val="21"/>
               </w:rPr>
               <w:t>Sản xuất kim loại quý và kim loại màu</w:t>
@@ -2153,7 +2134,6 @@
           <w:p>
             <w:r>
               <w:rPr>
-                <w:rFonts w:eastAsia="Times New Roman"/>
                 <w:sz w:val="21"/>
               </w:rPr>
               <w:t>Chi tiết: Sản xuất kim loại màu, hợp kim kim loại màu, vật liệu kim loại màu và hợp kim hiệu suất cao.</w:t>
@@ -2198,7 +2178,6 @@
             </w:pPr>
             <w:r>
               <w:rPr>
-                <w:rFonts w:eastAsia="Times New Roman"/>
                 <w:sz w:val="21"/>
               </w:rPr>
               <w:t>10</w:t>
@@ -2221,7 +2200,6 @@
             </w:pPr>
             <w:r>
               <w:rPr>
-                <w:rFonts w:eastAsia="Times New Roman"/>
                 <w:sz w:val="21"/>
               </w:rPr>
               <w:t>2592</w:t>
@@ -2241,7 +2219,6 @@
           <w:p>
             <w:r>
               <w:rPr>
-                <w:rFonts w:eastAsia="Times New Roman"/>
                 <w:sz w:val="21"/>
               </w:rPr>
               <w:t>Gia công cơ khí; xử lý và tráng phủ kim loại</w:t>
@@ -2250,7 +2227,6 @@
           <w:p>
             <w:r>
               <w:rPr>
-                <w:rFonts w:eastAsia="Times New Roman"/>
                 <w:sz w:val="21"/>
               </w:rPr>
               <w:t>Chi tiết: Gia công cơ khí; xử lý, phủ, sơn phủ, sơn tĩnh điện bề mặt kim loại; gia công sản phẩm, linh kiện, vòng đệm bằng kim loại màu.</w:t>
@@ -2295,7 +2271,6 @@
             </w:pPr>
             <w:r>
               <w:rPr>
-                <w:rFonts w:eastAsia="Times New Roman"/>
                 <w:sz w:val="21"/>
               </w:rPr>
               <w:lastRenderedPageBreak/>
@@ -2319,7 +2294,6 @@
             </w:pPr>
             <w:r>
               <w:rPr>
-                <w:rFonts w:eastAsia="Times New Roman"/>
                 <w:sz w:val="21"/>
               </w:rPr>
               <w:t>2599</w:t>
@@ -2339,7 +2313,6 @@
           <w:p>
             <w:r>
               <w:rPr>
-                <w:rFonts w:eastAsia="Times New Roman"/>
                 <w:sz w:val="21"/>
               </w:rPr>
               <w:t>Sản xuất sản phẩm khác bằng kim loại chưa được phân vào đâu</w:t>
@@ -2348,7 +2321,6 @@
           <w:p>
             <w:r>
               <w:rPr>
-                <w:rFonts w:eastAsia="Times New Roman"/>
                 <w:sz w:val="21"/>
               </w:rPr>
               <w:t>Chi tiết: Sản xuất sản phẩm từ kim loại, sản phẩm từ kim loại màu; sản xuất vòng đệm kim loại màu, bao bì kim loại, vật liệu và chi tiết kim loại khác chưa được phân vào đâu.</w:t>
@@ -2393,7 +2365,6 @@
             </w:pPr>
             <w:r>
               <w:rPr>
-                <w:rFonts w:eastAsia="Times New Roman"/>
                 <w:sz w:val="21"/>
               </w:rPr>
               <w:t>12</w:t>
@@ -2416,7 +2387,6 @@
             </w:pPr>
             <w:r>
               <w:rPr>
-                <w:rFonts w:eastAsia="Times New Roman"/>
                 <w:sz w:val="21"/>
               </w:rPr>
               <w:t>2399</w:t>
@@ -2436,7 +2406,6 @@
           <w:p>
             <w:r>
               <w:rPr>
-                <w:rFonts w:eastAsia="Times New Roman"/>
                 <w:sz w:val="21"/>
               </w:rPr>
               <w:t>Sản xuất sản phẩm từ chất khoáng phi kim loại khác chưa được phân vào đâu</w:t>
@@ -2445,7 +2414,6 @@
           <w:p>
             <w:r>
               <w:rPr>
-                <w:rFonts w:eastAsia="Times New Roman"/>
                 <w:sz w:val="21"/>
               </w:rPr>
               <w:t>Chi tiết: Sản xuất vật liệu composite gốc gốm và sản phẩm từ vật liệu composite gốc gốm.</w:t>
@@ -2490,7 +2458,6 @@
             </w:pPr>
             <w:r>
               <w:rPr>
-                <w:rFonts w:eastAsia="Times New Roman"/>
                 <w:sz w:val="21"/>
               </w:rPr>
               <w:t>13</w:t>
@@ -2513,7 +2480,6 @@
             </w:pPr>
             <w:r>
               <w:rPr>
-                <w:rFonts w:eastAsia="Times New Roman"/>
                 <w:sz w:val="21"/>
               </w:rPr>
               <w:t>3312</w:t>
@@ -2533,7 +2499,6 @@
           <w:p>
             <w:r>
               <w:rPr>
-                <w:rFonts w:eastAsia="Times New Roman"/>
                 <w:sz w:val="21"/>
               </w:rPr>
               <w:t>Sửa chữa, bảo dưỡng máy móc, thiết bị</w:t>
@@ -2542,7 +2507,6 @@
           <w:p>
             <w:r>
               <w:rPr>
-                <w:rFonts w:eastAsia="Times New Roman"/>
                 <w:sz w:val="21"/>
               </w:rPr>
               <w:t>Chi tiết: Sửa chữa, bảo dưỡng máy móc, thiết bị công nghiệp và phụ tùng, bộ phận thay thế của máy móc thiết bị.</w:t>
@@ -2587,7 +2551,6 @@
             </w:pPr>
             <w:r>
               <w:rPr>
-                <w:rFonts w:eastAsia="Times New Roman"/>
                 <w:sz w:val="21"/>
               </w:rPr>
               <w:t>14</w:t>
@@ -2610,7 +2573,6 @@
             </w:pPr>
             <w:r>
               <w:rPr>
-                <w:rFonts w:eastAsia="Times New Roman"/>
                 <w:sz w:val="21"/>
               </w:rPr>
               <w:t>3320</w:t>
@@ -2630,7 +2592,6 @@
           <w:p>
             <w:r>
               <w:rPr>
-                <w:rFonts w:eastAsia="Times New Roman"/>
                 <w:sz w:val="21"/>
               </w:rPr>
               <w:t>Lắp đặt máy móc và thiết bị công nghiệp</w:t>
@@ -2639,7 +2600,6 @@
           <w:p>
             <w:r>
               <w:rPr>
-                <w:rFonts w:eastAsia="Times New Roman"/>
                 <w:sz w:val="21"/>
               </w:rPr>
               <w:t>Chi tiết: Lắp đặt máy móc, thiết bị công nghiệp; lắp đặt dây chuyền, thiết bị và phụ tùng máy móc công nghiệp.</w:t>
@@ -2684,7 +2644,6 @@
             </w:pPr>
             <w:r>
               <w:rPr>
-                <w:rFonts w:eastAsia="Times New Roman"/>
                 <w:sz w:val="21"/>
               </w:rPr>
               <w:t>15</w:t>
@@ -2707,7 +2666,6 @@
             </w:pPr>
             <w:r>
               <w:rPr>
-                <w:rFonts w:eastAsia="Times New Roman"/>
                 <w:sz w:val="21"/>
               </w:rPr>
               <w:t>4933</w:t>
@@ -2727,7 +2685,6 @@
           <w:p>
             <w:r>
               <w:rPr>
-                <w:rFonts w:eastAsia="Times New Roman"/>
                 <w:sz w:val="21"/>
               </w:rPr>
               <w:t>Vận tải hàng hóa bằng đường bộ</w:t>
@@ -2736,7 +2693,6 @@
           <w:p>
             <w:r>
               <w:rPr>
-                <w:rFonts w:eastAsia="Times New Roman"/>
                 <w:sz w:val="21"/>
               </w:rPr>
               <w:t>Chi tiết: Vận tải hàng hóa bằng đường bộ; vận tải hàng hóa thông thường. Đối với hàng hóa nguy hiểm, hóa chất nguy hiểm hoặc hàng hóa thuộc diện kinh doanh có điều kiện, doanh nghiệp chỉ hoạt động khi có đủ giấy phép, điều kiện theo quy định pháp luật.</w:t>
@@ -2781,7 +2737,6 @@
             </w:pPr>
             <w:r>
               <w:rPr>
-                <w:rFonts w:eastAsia="Times New Roman"/>
                 <w:sz w:val="21"/>
               </w:rPr>
               <w:t>16</w:t>
@@ -2804,7 +2759,6 @@
             </w:pPr>
             <w:r>
               <w:rPr>
-                <w:rFonts w:eastAsia="Times New Roman"/>
                 <w:sz w:val="21"/>
               </w:rPr>
               <w:t>5210</w:t>
@@ -2824,7 +2778,6 @@
           <w:p>
             <w:r>
               <w:rPr>
-                <w:rFonts w:eastAsia="Times New Roman"/>
                 <w:sz w:val="21"/>
               </w:rPr>
               <w:t>Kho bãi và lưu giữ hàng hóa</w:t>
@@ -2833,7 +2786,6 @@
           <w:p>
             <w:r>
               <w:rPr>
-                <w:rFonts w:eastAsia="Times New Roman"/>
                 <w:sz w:val="21"/>
               </w:rPr>
               <w:t>Chi tiết: Kho bãi, lưu giữ hàng hóa, lưu giữ vật liệu, máy móc, thiết bị, sản phẩm kim loại và hàng hóa khác theo quy định pháp luật.</w:t>
@@ -2878,7 +2830,6 @@
             </w:pPr>
             <w:r>
               <w:rPr>
-                <w:rFonts w:eastAsia="Times New Roman"/>
                 <w:sz w:val="21"/>
               </w:rPr>
               <w:t>17</w:t>
@@ -2901,7 +2852,6 @@
             </w:pPr>
             <w:r>
               <w:rPr>
-                <w:rFonts w:eastAsia="Times New Roman"/>
                 <w:sz w:val="21"/>
               </w:rPr>
               <w:t>5224</w:t>
@@ -2921,7 +2871,6 @@
           <w:p>
             <w:r>
               <w:rPr>
-                <w:rFonts w:eastAsia="Times New Roman"/>
                 <w:sz w:val="21"/>
               </w:rPr>
               <w:t>Bốc xếp hàng hóa</w:t>
@@ -2930,7 +2879,6 @@
           <w:p>
             <w:r>
               <w:rPr>
-                <w:rFonts w:eastAsia="Times New Roman"/>
                 <w:sz w:val="21"/>
               </w:rPr>
               <w:t>Chi tiết: Dịch vụ bốc xếp hàng hóa, bốc xếp vật liệu, máy móc, thiết bị, sản phẩm kim loại và hàng hóa khác.</w:t>
@@ -2975,7 +2923,6 @@
             </w:pPr>
             <w:r>
               <w:rPr>
-                <w:rFonts w:eastAsia="Times New Roman"/>
                 <w:sz w:val="21"/>
               </w:rPr>
               <w:t>18</w:t>
@@ -2998,7 +2945,6 @@
             </w:pPr>
             <w:r>
               <w:rPr>
-                <w:rFonts w:eastAsia="Times New Roman"/>
                 <w:sz w:val="21"/>
               </w:rPr>
               <w:t>5229</w:t>
@@ -3018,19 +2964,9 @@
           <w:p>
             <w:r>
               <w:rPr>
-                <w:rFonts w:eastAsia="Times New Roman"/>
                 <w:sz w:val="21"/>
               </w:rPr>
               <w:t>Hoạt động dịch vụ hỗ trợ khác liên quan đến vận tải</w:t>
-            </w:r>
-          </w:p>
-          <w:p>
-            <w:r>
-              <w:rPr>
-                <w:rFonts w:eastAsia="Times New Roman"/>
-                <w:sz w:val="21"/>
-              </w:rPr>
-              <w:t>Chi tiết: Dịch vụ hỗ trợ vận tải hàng hóa; tư vấn, cung cấp thông tin liên quan đến vận tải, giao nhận, bốc xếp hàng hóa.</w:t>
             </w:r>
           </w:p>
         </w:tc>
@@ -3072,10 +3008,8 @@
             </w:pPr>
             <w:r>
               <w:rPr>
-                <w:rFonts w:eastAsia="Times New Roman"/>
                 <w:sz w:val="21"/>
               </w:rPr>
-              <w:lastRenderedPageBreak/>
               <w:t>19</w:t>
             </w:r>
           </w:p>
@@ -3096,7 +3030,6 @@
             </w:pPr>
             <w:r>
               <w:rPr>
-                <w:rFonts w:eastAsia="Times New Roman"/>
                 <w:sz w:val="21"/>
               </w:rPr>
               <w:t>5231</w:t>
@@ -3116,7 +3049,6 @@
           <w:p>
             <w:r>
               <w:rPr>
-                <w:rFonts w:eastAsia="Times New Roman"/>
                 <w:sz w:val="21"/>
               </w:rPr>
               <w:t>Hoạt động dịch vụ trung gian cho vận tải hàng hóa</w:t>
@@ -3125,7 +3057,6 @@
           <w:p>
             <w:r>
               <w:rPr>
-                <w:rFonts w:eastAsia="Times New Roman"/>
                 <w:sz w:val="21"/>
               </w:rPr>
               <w:t>Chi tiết: Dịch vụ trung gian, đại lý, thu xếp vận tải, giao nhận hàng hóa theo quy định pháp luật.</w:t>
@@ -3170,9 +3101,9 @@
             </w:pPr>
             <w:r>
               <w:rPr>
-                <w:rFonts w:eastAsia="Times New Roman"/>
                 <w:sz w:val="21"/>
               </w:rPr>
+              <w:lastRenderedPageBreak/>
               <w:t>20</w:t>
             </w:r>
           </w:p>
@@ -3193,7 +3124,6 @@
             </w:pPr>
             <w:r>
               <w:rPr>
-                <w:rFonts w:eastAsia="Times New Roman"/>
                 <w:sz w:val="21"/>
               </w:rPr>
               <w:t>8299</w:t>
@@ -3213,19 +3143,9 @@
           <w:p>
             <w:r>
               <w:rPr>
-                <w:rFonts w:eastAsia="Times New Roman"/>
                 <w:sz w:val="21"/>
               </w:rPr>
               <w:t>Hoạt động dịch vụ hỗ trợ kinh doanh khác còn lại chưa được phân vào đâu</w:t>
-            </w:r>
-          </w:p>
-          <w:p>
-            <w:r>
-              <w:rPr>
-                <w:rFonts w:eastAsia="Times New Roman"/>
-                <w:sz w:val="21"/>
-              </w:rPr>
-              <w:t>Chi tiết: Thực hiện quyền xuất khẩu, quyền nhập khẩu hàng hóa; ủy thác xuất nhập khẩu; đại lý nhập khẩu; xuất nhập khẩu các mặt hàng công ty kinh doanh theo quy định pháp luật.</w:t>
             </w:r>
           </w:p>
         </w:tc>
@@ -3267,7 +3187,6 @@
             </w:pPr>
             <w:r>
               <w:rPr>
-                <w:rFonts w:eastAsia="Times New Roman"/>
                 <w:sz w:val="21"/>
               </w:rPr>
               <w:t>21</w:t>
@@ -3290,7 +3209,6 @@
             </w:pPr>
             <w:r>
               <w:rPr>
-                <w:rFonts w:eastAsia="Times New Roman"/>
                 <w:sz w:val="21"/>
               </w:rPr>
               <w:t>7020</w:t>
@@ -3310,7 +3228,6 @@
           <w:p>
             <w:r>
               <w:rPr>
-                <w:rFonts w:eastAsia="Times New Roman"/>
                 <w:sz w:val="21"/>
               </w:rPr>
               <w:t>Hoạt động tư vấn quản lý kinh doanh và hoạt động tư vấn quản lý khác</w:t>
@@ -3319,7 +3236,6 @@
           <w:p>
             <w:r>
               <w:rPr>
-                <w:rFonts w:eastAsia="Times New Roman"/>
                 <w:sz w:val="21"/>
               </w:rPr>
               <w:t>Chi tiết: Dịch vụ tư vấn quản lý doanh nghiệp; tư vấn quản lý chung, tư vấn quản lý sản xuất, kinh doanh, vận hành và các hoạt động tư vấn quản lý khác.</w:t>
@@ -3364,7 +3280,6 @@
             </w:pPr>
             <w:r>
               <w:rPr>
-                <w:rFonts w:eastAsia="Times New Roman"/>
                 <w:sz w:val="21"/>
               </w:rPr>
               <w:t>22</w:t>
@@ -3387,7 +3302,6 @@
             </w:pPr>
             <w:r>
               <w:rPr>
-                <w:rFonts w:eastAsia="Times New Roman"/>
                 <w:sz w:val="21"/>
               </w:rPr>
               <w:t>7110</w:t>
@@ -3407,7 +3321,6 @@
           <w:p>
             <w:r>
               <w:rPr>
-                <w:rFonts w:eastAsia="Times New Roman"/>
                 <w:sz w:val="21"/>
               </w:rPr>
               <w:t>Hoạt động kiến trúc và tư vấn kỹ thuật có liên quan</w:t>
@@ -3416,7 +3329,6 @@
           <w:p>
             <w:r>
               <w:rPr>
-                <w:rFonts w:eastAsia="Times New Roman"/>
                 <w:sz w:val="21"/>
               </w:rPr>
               <w:t>Chi tiết: Tư vấn kỹ thuật trong lĩnh vực vật liệu mới, vật liệu kim loại, vật liệu composite, máy móc thiết bị và công nghệ sản xuất.</w:t>
@@ -3461,7 +3373,6 @@
             </w:pPr>
             <w:r>
               <w:rPr>
-                <w:rFonts w:eastAsia="Times New Roman"/>
                 <w:sz w:val="21"/>
               </w:rPr>
               <w:t>23</w:t>
@@ -3484,7 +3395,6 @@
             </w:pPr>
             <w:r>
               <w:rPr>
-                <w:rFonts w:eastAsia="Times New Roman"/>
                 <w:sz w:val="21"/>
               </w:rPr>
               <w:t>7212</w:t>
@@ -3504,7 +3414,6 @@
           <w:p>
             <w:r>
               <w:rPr>
-                <w:rFonts w:eastAsia="Times New Roman"/>
                 <w:sz w:val="21"/>
               </w:rPr>
               <w:t>Nghiên cứu khoa học và phát triển công nghệ trong lĩnh vực khoa học kỹ thuật và công nghệ</w:t>
@@ -3513,7 +3422,6 @@
           <w:p>
             <w:r>
               <w:rPr>
-                <w:rFonts w:eastAsia="Times New Roman"/>
                 <w:sz w:val="21"/>
               </w:rPr>
               <w:t>Chi tiết: Nghiên cứu, phát triển công nghệ vật liệu mới; nghiên cứu và phát triển vật liệu kim loại, hợp kim kim loại màu, vật liệu composite gốc kim loại, vật liệu composite gốc gốm.</w:t>
@@ -3558,7 +3466,6 @@
             </w:pPr>
             <w:r>
               <w:rPr>
-                <w:rFonts w:eastAsia="Times New Roman"/>
                 <w:sz w:val="21"/>
               </w:rPr>
               <w:t>24</w:t>
@@ -3581,7 +3488,6 @@
             </w:pPr>
             <w:r>
               <w:rPr>
-                <w:rFonts w:eastAsia="Times New Roman"/>
                 <w:sz w:val="21"/>
               </w:rPr>
               <w:t>7499</w:t>
@@ -3601,7 +3507,6 @@
           <w:p>
             <w:r>
               <w:rPr>
-                <w:rFonts w:eastAsia="Times New Roman"/>
                 <w:sz w:val="21"/>
               </w:rPr>
               <w:t>Hoạt động chuyên môn, khoa học và công nghệ khác còn lại chưa được phân vào đâu</w:t>
@@ -3610,7 +3515,6 @@
           <w:p>
             <w:r>
               <w:rPr>
-                <w:rFonts w:eastAsia="Times New Roman"/>
                 <w:sz w:val="21"/>
               </w:rPr>
               <w:t>Chi tiết: Dịch vụ kỹ thuật, phát triển công nghệ, tư vấn kỹ thuật, trao đổi kỹ thuật, chuyển giao công nghệ, xúc tiến và ứng dụng công nghệ trong lĩnh vực vật liệu mới, vật liệu kim loại, vật liệu composite, máy móc thiết bị.</w:t>
@@ -3655,7 +3559,6 @@
             </w:pPr>
             <w:r>
               <w:rPr>
-                <w:rFonts w:eastAsia="Times New Roman"/>
                 <w:sz w:val="21"/>
               </w:rPr>
               <w:t>25</w:t>
@@ -3678,7 +3581,6 @@
             </w:pPr>
             <w:r>
               <w:rPr>
-                <w:rFonts w:eastAsia="Times New Roman"/>
                 <w:sz w:val="21"/>
               </w:rPr>
               <w:t>8230</w:t>
@@ -3698,7 +3600,6 @@
           <w:p>
             <w:r>
               <w:rPr>
-                <w:rFonts w:eastAsia="Times New Roman"/>
                 <w:sz w:val="21"/>
               </w:rPr>
               <w:t>Tổ chức giới thiệu và xúc tiến thương mại</w:t>
@@ -3707,7 +3608,6 @@
           <w:p>
             <w:r>
               <w:rPr>
-                <w:rFonts w:eastAsia="Times New Roman"/>
                 <w:sz w:val="21"/>
               </w:rPr>
               <w:t>Chi tiết: Tổ chức giới thiệu, xúc tiến thương mại đối với sản phẩm kim loại, vật liệu mới, máy móc thiết bị, công nghệ và hàng hóa công ty kinh doanh.</w:t>
@@ -3757,7 +3657,6 @@
         <w:rPr>
           <w:rFonts w:ascii="Times New Roman" w:hAnsi="Times New Roman"/>
         </w:rPr>
-        <w:lastRenderedPageBreak/>
         <w:t xml:space="preserve">Điều </w:t>
       </w:r>
       <w:r>
@@ -3866,6 +3765,7 @@
         <w:rPr>
           <w:sz w:val="26"/>
           <w:szCs w:val="26"/>
+          <w:lang w:val="vi-VN"/>
         </w:rPr>
       </w:pPr>
       <w:r>
@@ -3880,6 +3780,7 @@
         <w:rPr>
           <w:sz w:val="26"/>
           <w:szCs w:val="26"/>
+          <w:lang w:val="vi-VN"/>
         </w:rPr>
         <w:t>05/07/1991</w:t>
       </w:r>
@@ -3891,6 +3792,7 @@
         <w:rPr>
           <w:sz w:val="26"/>
           <w:szCs w:val="26"/>
+          <w:lang w:val="vi-VN"/>
         </w:rPr>
       </w:pPr>
       <w:r>
@@ -3905,6 +3807,7 @@
         <w:rPr>
           <w:sz w:val="26"/>
           <w:szCs w:val="26"/>
+          <w:lang w:val="vi-VN"/>
         </w:rPr>
         <w:t>075191017610</w:t>
       </w:r>
@@ -3916,6 +3819,7 @@
         <w:rPr>
           <w:sz w:val="26"/>
           <w:szCs w:val="26"/>
+          <w:lang w:val="vi-VN"/>
         </w:rPr>
       </w:pPr>
       <w:r>
@@ -3930,6 +3834,7 @@
         <w:rPr>
           <w:sz w:val="26"/>
           <w:szCs w:val="26"/>
+          <w:lang w:val="vi-VN"/>
         </w:rPr>
         <w:t>12/08/2021</w:t>
       </w:r>
@@ -3941,6 +3846,7 @@
         <w:rPr>
           <w:sz w:val="26"/>
           <w:szCs w:val="26"/>
+          <w:lang w:val="vi-VN"/>
         </w:rPr>
       </w:pPr>
       <w:r>
@@ -3955,6 +3861,7 @@
         <w:rPr>
           <w:sz w:val="26"/>
           <w:szCs w:val="26"/>
+          <w:lang w:val="vi-VN"/>
         </w:rPr>
         <w:t>Cục trưởng cục cảnh sát quản lý hành chính về trật tự xã hội</w:t>
       </w:r>
@@ -3966,6 +3873,7 @@
         <w:rPr>
           <w:sz w:val="26"/>
           <w:szCs w:val="26"/>
+          <w:lang w:val="vi-VN"/>
         </w:rPr>
       </w:pPr>
       <w:r>
@@ -3980,6 +3888,7 @@
         <w:rPr>
           <w:sz w:val="26"/>
           <w:szCs w:val="26"/>
+          <w:lang w:val="vi-VN"/>
         </w:rPr>
         <w:t xml:space="preserve"> </w:t>
       </w:r>
@@ -3987,6 +3896,7 @@
         <w:rPr>
           <w:sz w:val="26"/>
           <w:szCs w:val="26"/>
+          <w:lang w:val="vi-VN"/>
         </w:rPr>
         <w:t>Nữ</w:t>
       </w:r>
@@ -3998,20 +3908,23 @@
         <w:rPr>
           <w:sz w:val="26"/>
           <w:szCs w:val="26"/>
-        </w:rPr>
-      </w:pPr>
-      <w:r>
-        <w:rPr>
-          <w:sz w:val="26"/>
-          <w:szCs w:val="26"/>
-          <w:lang w:val="vi-VN"/>
-        </w:rPr>
+          <w:lang w:val="vi-VN"/>
+        </w:rPr>
+      </w:pPr>
+      <w:r>
+        <w:rPr>
+          <w:sz w:val="26"/>
+          <w:szCs w:val="26"/>
+          <w:lang w:val="vi-VN"/>
+        </w:rPr>
+        <w:lastRenderedPageBreak/>
         <w:t>Quốc tịch:</w:t>
       </w:r>
       <w:r>
         <w:rPr>
           <w:sz w:val="26"/>
           <w:szCs w:val="26"/>
+          <w:lang w:val="vi-VN"/>
         </w:rPr>
         <w:t xml:space="preserve"> </w:t>
       </w:r>
@@ -4019,6 +3932,7 @@
         <w:rPr>
           <w:sz w:val="26"/>
           <w:szCs w:val="26"/>
+          <w:lang w:val="vi-VN"/>
         </w:rPr>
         <w:t>Việt Nam</w:t>
       </w:r>
@@ -4026,6 +3940,7 @@
         <w:rPr>
           <w:sz w:val="26"/>
           <w:szCs w:val="26"/>
+          <w:lang w:val="vi-VN"/>
         </w:rPr>
         <w:t xml:space="preserve"> </w:t>
       </w:r>
@@ -4058,7 +3973,7 @@
           <w:color w:val="000000"/>
           <w:sz w:val="26"/>
           <w:szCs w:val="26"/>
-          <w:lang w:eastAsia="zh-CN"/>
+          <w:lang w:val="vi-VN" w:eastAsia="zh-CN"/>
         </w:rPr>
       </w:pPr>
       <w:r>
@@ -4066,6 +3981,7 @@
           <w:spacing w:val="-8"/>
           <w:sz w:val="26"/>
           <w:szCs w:val="26"/>
+          <w:lang w:val="vi-VN"/>
         </w:rPr>
         <w:t>Số nhà/phòng, ngách/hẻm, ngõ/kiệt, đường/phố/đại lộ, tổ/xóm/ấp/thôn</w:t>
       </w:r>
@@ -4073,10 +3989,14 @@
         <w:rPr>
           <w:sz w:val="26"/>
           <w:szCs w:val="26"/>
+          <w:lang w:val="vi-VN"/>
         </w:rPr>
         <w:t xml:space="preserve">: </w:t>
       </w:r>
       <w:r>
+        <w:rPr>
+          <w:lang w:val="vi-VN"/>
+        </w:rPr>
         <w:t>TỔ 6, ẤP BÌNH MINH 1</w:t>
       </w:r>
     </w:p>
@@ -4088,12 +4008,14 @@
         <w:rPr>
           <w:sz w:val="26"/>
           <w:szCs w:val="26"/>
-        </w:rPr>
-      </w:pPr>
-      <w:r>
-        <w:rPr>
-          <w:sz w:val="26"/>
-          <w:szCs w:val="26"/>
+          <w:lang w:val="vi-VN"/>
+        </w:rPr>
+      </w:pPr>
+      <w:r>
+        <w:rPr>
+          <w:sz w:val="26"/>
+          <w:szCs w:val="26"/>
+          <w:lang w:val="vi-VN"/>
         </w:rPr>
         <w:t xml:space="preserve">Xã/Phường/Đặc khu: </w:t>
       </w:r>
@@ -4102,7 +4024,7 @@
           <w:color w:val="000000"/>
           <w:sz w:val="26"/>
           <w:szCs w:val="26"/>
-          <w:lang w:eastAsia="zh-CN"/>
+          <w:lang w:val="vi-VN" w:eastAsia="zh-CN"/>
         </w:rPr>
         <w:t>phường Xuân Lộc</w:t>
       </w:r>
@@ -4124,12 +4046,14 @@
         <w:rPr>
           <w:sz w:val="26"/>
           <w:szCs w:val="26"/>
-        </w:rPr>
-      </w:pPr>
-      <w:r>
-        <w:rPr>
-          <w:sz w:val="26"/>
-          <w:szCs w:val="26"/>
+          <w:lang w:val="vi-VN"/>
+        </w:rPr>
+      </w:pPr>
+      <w:r>
+        <w:rPr>
+          <w:sz w:val="26"/>
+          <w:szCs w:val="26"/>
+          <w:lang w:val="vi-VN"/>
         </w:rPr>
         <w:t xml:space="preserve">Tỉnh/Thành phố trực thuộc trung ương: </w:t>
       </w:r>
@@ -4138,7 +4062,7 @@
           <w:rFonts w:eastAsia="Times New Roman"/>
           <w:sz w:val="26"/>
           <w:szCs w:val="26"/>
-          <w:lang w:eastAsia="zh-CN"/>
+          <w:lang w:val="vi-VN" w:eastAsia="zh-CN"/>
         </w:rPr>
         <w:t>Thành Phố Đồng Nai</w:t>
       </w:r>
@@ -4157,6 +4081,7 @@
         <w:rPr>
           <w:sz w:val="26"/>
           <w:szCs w:val="26"/>
+          <w:lang w:val="vi-VN"/>
         </w:rPr>
         <w:t xml:space="preserve">Quốc gia: </w:t>
       </w:r>
@@ -4165,7 +4090,7 @@
           <w:rFonts w:eastAsia="Times New Roman"/>
           <w:sz w:val="26"/>
           <w:szCs w:val="26"/>
-          <w:lang w:eastAsia="zh-CN"/>
+          <w:lang w:val="vi-VN" w:eastAsia="zh-CN"/>
         </w:rPr>
         <w:t>Việt Nam</w:t>
       </w:r>
@@ -4207,6 +4132,7 @@
           <w:spacing w:val="-8"/>
           <w:sz w:val="26"/>
           <w:szCs w:val="26"/>
+          <w:lang w:val="vi-VN"/>
         </w:rPr>
       </w:pPr>
       <w:r>
@@ -4214,6 +4140,7 @@
           <w:spacing w:val="-8"/>
           <w:sz w:val="26"/>
           <w:szCs w:val="26"/>
+          <w:lang w:val="vi-VN"/>
         </w:rPr>
         <w:t>Số nhà/phòng, ngách/hẻm, ngõ/kiệt, đường/phố/đại lộ, tổ/xóm/ấp/thôn: Tổ 19, Khu phố Tân Hạnh</w:t>
       </w:r>
@@ -4236,6 +4163,7 @@
           <w:spacing w:val="-8"/>
           <w:sz w:val="26"/>
           <w:szCs w:val="26"/>
+          <w:lang w:val="vi-VN"/>
         </w:rPr>
       </w:pPr>
       <w:r>
@@ -4243,6 +4171,7 @@
           <w:spacing w:val="-8"/>
           <w:sz w:val="26"/>
           <w:szCs w:val="26"/>
+          <w:lang w:val="vi-VN"/>
         </w:rPr>
         <w:t>Xã/Phường/Đặc khu: Phường Phú Mỹ</w:t>
       </w:r>
@@ -4264,6 +4193,7 @@
         <w:rPr>
           <w:sz w:val="26"/>
           <w:szCs w:val="26"/>
+          <w:lang w:val="vi-VN"/>
         </w:rPr>
       </w:pPr>
       <w:r>
@@ -4271,6 +4201,7 @@
           <w:spacing w:val="-8"/>
           <w:sz w:val="26"/>
           <w:szCs w:val="26"/>
+          <w:lang w:val="vi-VN"/>
         </w:rPr>
         <w:t>Tỉnh/Thành phố trực thuộc trung ương: Thành phố Hồ Chí Minh</w:t>
       </w:r>
@@ -4291,6 +4222,7 @@
         <w:rPr>
           <w:sz w:val="26"/>
           <w:szCs w:val="26"/>
+          <w:lang w:val="vi-VN"/>
         </w:rPr>
         <w:t xml:space="preserve">Quốc gia: </w:t>
       </w:r>
@@ -4299,7 +4231,7 @@
           <w:rFonts w:eastAsia="Times New Roman"/>
           <w:sz w:val="26"/>
           <w:szCs w:val="26"/>
-          <w:lang w:eastAsia="zh-CN"/>
+          <w:lang w:val="vi-VN" w:eastAsia="zh-CN"/>
         </w:rPr>
         <w:t>Việt Nam</w:t>
       </w:r>
@@ -4670,7 +4602,6 @@
           <w:szCs w:val="26"/>
           <w:lang w:val="vi-VN"/>
         </w:rPr>
-        <w:lastRenderedPageBreak/>
         <w:t>c) Thông báo kịp thời, đầy đủ, chính xác cho doanh nghiệp về doanh nghiệp mà mình, người có liên quan của mình làm chủ hoặc có cổ phần, phần vốn góp theo quy định của Luật Doanh nghiệp.</w:t>
       </w:r>
     </w:p>
@@ -4908,6 +4839,7 @@
           <w:szCs w:val="26"/>
           <w:lang w:val="vi-VN"/>
         </w:rPr>
+        <w:lastRenderedPageBreak/>
         <w:t xml:space="preserve">- Tiền </w:t>
       </w:r>
       <w:r>
@@ -4940,6 +4872,7 @@
         <w:rPr>
           <w:sz w:val="26"/>
           <w:szCs w:val="26"/>
+          <w:lang w:val="vi-VN"/>
         </w:rPr>
         <w:t>5.000.000.000</w:t>
       </w:r>
@@ -4947,6 +4880,7 @@
         <w:rPr>
           <w:sz w:val="26"/>
           <w:szCs w:val="26"/>
+          <w:lang w:val="vi-VN"/>
         </w:rPr>
         <w:t xml:space="preserve"> (viết bằng chữ: </w:t>
       </w:r>
@@ -4954,6 +4888,7 @@
         <w:rPr>
           <w:sz w:val="26"/>
           <w:szCs w:val="26"/>
+          <w:lang w:val="vi-VN"/>
         </w:rPr>
         <w:t>Năm tỷ đồng</w:t>
       </w:r>
@@ -4961,6 +4896,7 @@
         <w:rPr>
           <w:sz w:val="26"/>
           <w:szCs w:val="26"/>
+          <w:lang w:val="vi-VN"/>
         </w:rPr>
         <w:t>)</w:t>
       </w:r>
@@ -5157,6 +5093,7 @@
           <w:b/>
           <w:sz w:val="26"/>
           <w:szCs w:val="26"/>
+          <w:lang w:val="vi-VN"/>
         </w:rPr>
         <w:t>DANH THỊ TUYẾT NHUNG</w:t>
       </w:r>
@@ -5177,6 +5114,7 @@
         <w:rPr>
           <w:sz w:val="26"/>
           <w:szCs w:val="26"/>
+          <w:lang w:val="vi-VN"/>
         </w:rPr>
       </w:pPr>
       <w:r>
@@ -5191,6 +5129,7 @@
         <w:rPr>
           <w:sz w:val="26"/>
           <w:szCs w:val="26"/>
+          <w:lang w:val="vi-VN"/>
         </w:rPr>
         <w:t>05/07/1991</w:t>
       </w:r>
@@ -5202,6 +5141,7 @@
         <w:rPr>
           <w:sz w:val="26"/>
           <w:szCs w:val="26"/>
+          <w:lang w:val="vi-VN"/>
         </w:rPr>
       </w:pPr>
       <w:r>
@@ -5216,6 +5156,7 @@
         <w:rPr>
           <w:sz w:val="26"/>
           <w:szCs w:val="26"/>
+          <w:lang w:val="vi-VN"/>
         </w:rPr>
         <w:t>075191017610</w:t>
       </w:r>
@@ -5227,6 +5168,7 @@
         <w:rPr>
           <w:sz w:val="26"/>
           <w:szCs w:val="26"/>
+          <w:lang w:val="vi-VN"/>
         </w:rPr>
       </w:pPr>
       <w:r>
@@ -5241,6 +5183,7 @@
         <w:rPr>
           <w:sz w:val="26"/>
           <w:szCs w:val="26"/>
+          <w:lang w:val="vi-VN"/>
         </w:rPr>
         <w:t>12/08/2021</w:t>
       </w:r>
@@ -5252,6 +5195,7 @@
         <w:rPr>
           <w:sz w:val="26"/>
           <w:szCs w:val="26"/>
+          <w:lang w:val="vi-VN"/>
         </w:rPr>
       </w:pPr>
       <w:r>
@@ -5266,6 +5210,7 @@
         <w:rPr>
           <w:sz w:val="26"/>
           <w:szCs w:val="26"/>
+          <w:lang w:val="vi-VN"/>
         </w:rPr>
         <w:t>Cục trưởng cục cảnh sát quản lý hành chính về trật tự xã hội</w:t>
       </w:r>
@@ -5277,6 +5222,7 @@
         <w:rPr>
           <w:sz w:val="26"/>
           <w:szCs w:val="26"/>
+          <w:lang w:val="vi-VN"/>
         </w:rPr>
       </w:pPr>
       <w:r>
@@ -5291,6 +5237,7 @@
         <w:rPr>
           <w:sz w:val="26"/>
           <w:szCs w:val="26"/>
+          <w:lang w:val="vi-VN"/>
         </w:rPr>
         <w:t xml:space="preserve"> </w:t>
       </w:r>
@@ -5298,6 +5245,7 @@
         <w:rPr>
           <w:sz w:val="26"/>
           <w:szCs w:val="26"/>
+          <w:lang w:val="vi-VN"/>
         </w:rPr>
         <w:t>Nữ</w:t>
       </w:r>
@@ -5309,6 +5257,7 @@
         <w:rPr>
           <w:sz w:val="26"/>
           <w:szCs w:val="26"/>
+          <w:lang w:val="vi-VN"/>
         </w:rPr>
       </w:pPr>
       <w:r>
@@ -5323,6 +5272,7 @@
         <w:rPr>
           <w:sz w:val="26"/>
           <w:szCs w:val="26"/>
+          <w:lang w:val="vi-VN"/>
         </w:rPr>
         <w:t xml:space="preserve"> </w:t>
       </w:r>
@@ -5330,6 +5280,7 @@
         <w:rPr>
           <w:sz w:val="26"/>
           <w:szCs w:val="26"/>
+          <w:lang w:val="vi-VN"/>
         </w:rPr>
         <w:t>Việt Nam</w:t>
       </w:r>
@@ -5341,12 +5292,14 @@
         <w:rPr>
           <w:sz w:val="26"/>
           <w:szCs w:val="26"/>
-        </w:rPr>
-      </w:pPr>
-      <w:r>
-        <w:rPr>
-          <w:sz w:val="26"/>
-          <w:szCs w:val="26"/>
+          <w:lang w:val="vi-VN"/>
+        </w:rPr>
+      </w:pPr>
+      <w:r>
+        <w:rPr>
+          <w:sz w:val="26"/>
+          <w:szCs w:val="26"/>
+          <w:lang w:val="vi-VN"/>
         </w:rPr>
         <w:t xml:space="preserve"> </w:t>
       </w:r>
@@ -5379,7 +5332,7 @@
           <w:color w:val="000000"/>
           <w:sz w:val="26"/>
           <w:szCs w:val="26"/>
-          <w:lang w:eastAsia="zh-CN"/>
+          <w:lang w:val="vi-VN" w:eastAsia="zh-CN"/>
         </w:rPr>
       </w:pPr>
       <w:r>
@@ -5387,6 +5340,7 @@
           <w:spacing w:val="-8"/>
           <w:sz w:val="26"/>
           <w:szCs w:val="26"/>
+          <w:lang w:val="vi-VN"/>
         </w:rPr>
         <w:t>Số nhà/phòng, ngách/hẻm, ngõ/kiệt, đường/phố/đại lộ, tổ/xóm/ấp/thôn</w:t>
       </w:r>
@@ -5394,10 +5348,14 @@
         <w:rPr>
           <w:sz w:val="26"/>
           <w:szCs w:val="26"/>
+          <w:lang w:val="vi-VN"/>
         </w:rPr>
         <w:t xml:space="preserve">: </w:t>
       </w:r>
       <w:r>
+        <w:rPr>
+          <w:lang w:val="vi-VN"/>
+        </w:rPr>
         <w:t>TỔ 6, ẤP BÌNH MINH 1</w:t>
       </w:r>
     </w:p>
@@ -5409,12 +5367,14 @@
         <w:rPr>
           <w:sz w:val="26"/>
           <w:szCs w:val="26"/>
-        </w:rPr>
-      </w:pPr>
-      <w:r>
-        <w:rPr>
-          <w:sz w:val="26"/>
-          <w:szCs w:val="26"/>
+          <w:lang w:val="vi-VN"/>
+        </w:rPr>
+      </w:pPr>
+      <w:r>
+        <w:rPr>
+          <w:sz w:val="26"/>
+          <w:szCs w:val="26"/>
+          <w:lang w:val="vi-VN"/>
         </w:rPr>
         <w:t xml:space="preserve">Xã/Phường/Đặc khu: </w:t>
       </w:r>
@@ -5423,7 +5383,7 @@
           <w:color w:val="000000"/>
           <w:sz w:val="26"/>
           <w:szCs w:val="26"/>
-          <w:lang w:eastAsia="zh-CN"/>
+          <w:lang w:val="vi-VN" w:eastAsia="zh-CN"/>
         </w:rPr>
         <w:t>phường Xuân Lộc</w:t>
       </w:r>
@@ -5445,12 +5405,14 @@
         <w:rPr>
           <w:sz w:val="26"/>
           <w:szCs w:val="26"/>
-        </w:rPr>
-      </w:pPr>
-      <w:r>
-        <w:rPr>
-          <w:sz w:val="26"/>
-          <w:szCs w:val="26"/>
+          <w:lang w:val="vi-VN"/>
+        </w:rPr>
+      </w:pPr>
+      <w:r>
+        <w:rPr>
+          <w:sz w:val="26"/>
+          <w:szCs w:val="26"/>
+          <w:lang w:val="vi-VN"/>
         </w:rPr>
         <w:t xml:space="preserve">Tỉnh/Thành phố trực thuộc trung ương: </w:t>
       </w:r>
@@ -5459,7 +5421,7 @@
           <w:rFonts w:eastAsia="Times New Roman"/>
           <w:sz w:val="26"/>
           <w:szCs w:val="26"/>
-          <w:lang w:eastAsia="zh-CN"/>
+          <w:lang w:val="vi-VN" w:eastAsia="zh-CN"/>
         </w:rPr>
         <w:t>Thành Phố Đồng Nai</w:t>
       </w:r>
@@ -5478,6 +5440,7 @@
         <w:rPr>
           <w:sz w:val="26"/>
           <w:szCs w:val="26"/>
+          <w:lang w:val="vi-VN"/>
         </w:rPr>
         <w:t xml:space="preserve">Quốc gia: </w:t>
       </w:r>
@@ -5486,7 +5449,7 @@
           <w:rFonts w:eastAsia="Times New Roman"/>
           <w:sz w:val="26"/>
           <w:szCs w:val="26"/>
-          <w:lang w:eastAsia="zh-CN"/>
+          <w:lang w:val="vi-VN" w:eastAsia="zh-CN"/>
         </w:rPr>
         <w:t>Việt Nam</w:t>
       </w:r>
@@ -5528,6 +5491,7 @@
           <w:spacing w:val="-8"/>
           <w:sz w:val="26"/>
           <w:szCs w:val="26"/>
+          <w:lang w:val="vi-VN"/>
         </w:rPr>
       </w:pPr>
       <w:r>
@@ -5535,6 +5499,7 @@
           <w:spacing w:val="-8"/>
           <w:sz w:val="26"/>
           <w:szCs w:val="26"/>
+          <w:lang w:val="vi-VN"/>
         </w:rPr>
         <w:t>Số nhà/phòng, ngách/hẻm, ngõ/kiệt, đường/phố/đại lộ, tổ/xóm/ấp/thôn: Tổ 19, Khu phố Tân Hạnh</w:t>
       </w:r>
@@ -5557,6 +5522,7 @@
           <w:spacing w:val="-8"/>
           <w:sz w:val="26"/>
           <w:szCs w:val="26"/>
+          <w:lang w:val="vi-VN"/>
         </w:rPr>
       </w:pPr>
       <w:r>
@@ -5564,8 +5530,8 @@
           <w:spacing w:val="-8"/>
           <w:sz w:val="26"/>
           <w:szCs w:val="26"/>
-        </w:rPr>
-        <w:lastRenderedPageBreak/>
+          <w:lang w:val="vi-VN"/>
+        </w:rPr>
         <w:t>Xã/Phường/Đặc khu: Phường Phú Mỹ</w:t>
       </w:r>
     </w:p>
@@ -5586,6 +5552,7 @@
         <w:rPr>
           <w:sz w:val="26"/>
           <w:szCs w:val="26"/>
+          <w:lang w:val="vi-VN"/>
         </w:rPr>
       </w:pPr>
       <w:r>
@@ -5593,6 +5560,7 @@
           <w:spacing w:val="-8"/>
           <w:sz w:val="26"/>
           <w:szCs w:val="26"/>
+          <w:lang w:val="vi-VN"/>
         </w:rPr>
         <w:t>Tỉnh/Thành phố trực thuộc trung ương: Thành phố Hồ Chí Minh</w:t>
       </w:r>
@@ -5609,8 +5577,6 @@
           <w:lang w:val="vi-VN" w:eastAsia="vi-VN"/>
         </w:rPr>
       </w:pPr>
-      <w:bookmarkStart w:id="3" w:name="_GoBack"/>
-      <w:bookmarkEnd w:id="3"/>
       <w:r>
         <w:rPr>
           <w:sz w:val="26"/>
@@ -6066,7 +6032,7 @@
           <w:lang w:val="vi-VN"/>
         </w:rPr>
       </w:pPr>
-      <w:bookmarkStart w:id="4" w:name="_Toc115580063"/>
+      <w:bookmarkStart w:id="3" w:name="_Toc115580063"/>
       <w:r>
         <w:rPr>
           <w:color w:val="000000"/>
@@ -6098,7 +6064,6 @@
           <w:szCs w:val="26"/>
           <w:lang w:val="vi-VN"/>
         </w:rPr>
-        <w:lastRenderedPageBreak/>
         <w:t>2. Tuân thủ Điều lệ công ty.</w:t>
       </w:r>
     </w:p>
@@ -6264,7 +6229,7 @@
         </w:rPr>
         <w:t xml:space="preserve"> và Điều lệ công ty</w:t>
       </w:r>
-      <w:bookmarkEnd w:id="4"/>
+      <w:bookmarkEnd w:id="3"/>
       <w:r>
         <w:rPr>
           <w:color w:val="000000"/>
@@ -6403,7 +6368,7 @@
           <w:lang w:val="vi-VN"/>
         </w:rPr>
       </w:pPr>
-      <w:bookmarkStart w:id="5" w:name="_Hlk60645860"/>
+      <w:bookmarkStart w:id="4" w:name="_Hlk60645860"/>
       <w:r>
         <w:rPr>
           <w:color w:val="000000"/>
@@ -6690,7 +6655,6 @@
           <w:rFonts w:ascii="Times New Roman" w:hAnsi="Times New Roman"/>
           <w:lang w:val="vi-VN"/>
         </w:rPr>
-        <w:lastRenderedPageBreak/>
         <w:t>Điều 1</w:t>
       </w:r>
       <w:r>
@@ -7475,7 +7439,7 @@
           <w:lang w:val="vi-VN"/>
         </w:rPr>
       </w:pPr>
-      <w:bookmarkStart w:id="6" w:name="_Toc115580070"/>
+      <w:bookmarkStart w:id="5" w:name="_Toc115580070"/>
       <w:r>
         <w:rPr>
           <w:color w:val="000000"/>
@@ -7584,7 +7548,7 @@
         </w:rPr>
         <w:t>có thể do chủ sở hữu công ty chi trả trực tiếp theo quy định.</w:t>
       </w:r>
-      <w:bookmarkEnd w:id="6"/>
+      <w:bookmarkEnd w:id="5"/>
     </w:p>
     <w:p>
       <w:pPr>
@@ -7711,8 +7675,8 @@
           <w:lang w:val="vi-VN"/>
         </w:rPr>
       </w:pPr>
-      <w:bookmarkStart w:id="7" w:name="_Hlk60645937"/>
-      <w:bookmarkEnd w:id="5"/>
+      <w:bookmarkStart w:id="6" w:name="_Hlk60645937"/>
+      <w:bookmarkEnd w:id="4"/>
       <w:r>
         <w:rPr>
           <w:rFonts w:ascii="Times New Roman" w:hAnsi="Times New Roman"/>
@@ -8091,7 +8055,6 @@
         <w:rPr>
           <w:rFonts w:ascii="Times New Roman" w:hAnsi="Times New Roman"/>
         </w:rPr>
-        <w:lastRenderedPageBreak/>
         <w:t>Chương V</w:t>
       </w:r>
     </w:p>
@@ -8301,7 +8264,7 @@
         </w:rPr>
         <w:t xml:space="preserve">. </w:t>
       </w:r>
-      <w:bookmarkStart w:id="8" w:name="_Toc115580161"/>
+      <w:bookmarkStart w:id="7" w:name="_Toc115580161"/>
       <w:r>
         <w:rPr>
           <w:rFonts w:ascii="Times New Roman" w:hAnsi="Times New Roman"/>
@@ -8316,7 +8279,7 @@
         </w:rPr>
         <w:t> </w:t>
       </w:r>
-      <w:bookmarkEnd w:id="8"/>
+      <w:bookmarkEnd w:id="7"/>
       <w:r>
         <w:rPr>
           <w:rFonts w:ascii="Times New Roman" w:hAnsi="Times New Roman"/>
@@ -8417,7 +8380,16 @@
           <w:szCs w:val="26"/>
           <w:lang w:val="vi-VN"/>
         </w:rPr>
-        <w:t xml:space="preserve">2. Công ty chỉ được giải thể khi bảo đảm thanh toán hết các khoản nợ và nghĩa vụ tài sản khác và doanh nghiệp không trong quá trình giải quyết tranh chấp tại Tòa án hoặc cơ quan trọng tài. Người quản lý có liên quan và doanh nghiệp quy định tại điểm </w:t>
+        <w:t xml:space="preserve">2. Công ty chỉ được giải thể khi bảo đảm thanh toán hết các khoản nợ và nghĩa vụ tài sản khác và doanh nghiệp không trong quá trình giải quyết tranh chấp tại Tòa án hoặc cơ quan trọng tài. Người quản lý có liên quan và doanh nghiệp quy định tại </w:t>
+      </w:r>
+      <w:r>
+        <w:rPr>
+          <w:sz w:val="26"/>
+          <w:szCs w:val="26"/>
+          <w:lang w:val="vi-VN"/>
+        </w:rPr>
+        <w:lastRenderedPageBreak/>
+        <w:t xml:space="preserve">điểm </w:t>
       </w:r>
       <w:r>
         <w:rPr>
@@ -8484,7 +8456,7 @@
           <w:lang w:val="vi-VN"/>
         </w:rPr>
       </w:pPr>
-      <w:bookmarkStart w:id="9" w:name="_Hlk60645556"/>
+      <w:bookmarkStart w:id="8" w:name="_Hlk60645556"/>
       <w:r>
         <w:rPr>
           <w:sz w:val="26"/>
@@ -8691,171 +8663,222 @@
           <w:szCs w:val="26"/>
           <w:lang w:val="vi-VN"/>
         </w:rPr>
+        <w:t>3. Trong thời hạn 07 ngày làm việc kể từ ngày thông qua, quyết định giải thể phải được gửi đến Cơ quan đăng ký kinh doanh, cơ quan thuế, người lao động trong doanh nghiệp. Quyết định giải thể phải được đăng trên cổng thông tin quốc gia về đăng ký doanh nghiệp và được niêm yết công khai tại trụ sở chính, chi nhánh, văn phòng đại diện của doanh nghiệp. Trường hợp doanh nghiệp còn nghĩa vụ tài chính chưa thanh toán thì phải gửi kèm theo quyết định giải thể và phương án giải quyết nợ đến các chủ nợ, người có quyền, nghĩa vụ và lợi ích có liên quan. Phương án giải quyết nợ phải có tên, địa chỉ của chủ nợ; số nợ, thời hạn, địa điểm và phương thức thanh toán số nợ đó; cách thức và thời hạn giải quyết khiếu nại của chủ nợ;</w:t>
+      </w:r>
+    </w:p>
+    <w:p>
+      <w:pPr>
+        <w:spacing w:line="240" w:lineRule="auto"/>
+        <w:ind w:firstLine="360"/>
+        <w:rPr>
+          <w:sz w:val="26"/>
+          <w:szCs w:val="26"/>
+          <w:lang w:val="vi-VN"/>
+        </w:rPr>
+      </w:pPr>
+      <w:r>
+        <w:rPr>
+          <w:sz w:val="26"/>
+          <w:szCs w:val="26"/>
+          <w:lang w:val="vi-VN"/>
+        </w:rPr>
+        <w:t>4. Các khoản nợ của doanh nghiệp được thanh toán theo thứ tự ưu tiên sau đây:</w:t>
+      </w:r>
+    </w:p>
+    <w:p>
+      <w:pPr>
+        <w:spacing w:line="240" w:lineRule="auto"/>
+        <w:ind w:firstLine="360"/>
+        <w:rPr>
+          <w:sz w:val="26"/>
+          <w:szCs w:val="26"/>
+          <w:lang w:val="vi-VN"/>
+        </w:rPr>
+      </w:pPr>
+      <w:r>
+        <w:rPr>
+          <w:sz w:val="26"/>
+          <w:szCs w:val="26"/>
+          <w:lang w:val="vi-VN"/>
+        </w:rPr>
+        <w:t>a) Các khoản nợ lương, trợ cấp thôi việc, bảo hiểm xã hội, bảo hiểm y tế, bảo hiểm thất nghiệp theo quy định của pháp luật và các quyền lợi khác của người lao động theo thỏa ước lao động tập thể và hợp đồng lao động đã ký kết;</w:t>
+      </w:r>
+    </w:p>
+    <w:p>
+      <w:pPr>
+        <w:spacing w:line="240" w:lineRule="auto"/>
+        <w:ind w:firstLine="360"/>
+        <w:rPr>
+          <w:sz w:val="26"/>
+          <w:szCs w:val="26"/>
+          <w:lang w:val="vi-VN"/>
+        </w:rPr>
+      </w:pPr>
+      <w:r>
+        <w:rPr>
+          <w:sz w:val="26"/>
+          <w:szCs w:val="26"/>
+          <w:lang w:val="vi-VN"/>
+        </w:rPr>
+        <w:t>b) Nợ thuế;</w:t>
+      </w:r>
+    </w:p>
+    <w:p>
+      <w:pPr>
+        <w:spacing w:line="240" w:lineRule="auto"/>
+        <w:ind w:firstLine="360"/>
+        <w:rPr>
+          <w:sz w:val="26"/>
+          <w:szCs w:val="26"/>
+          <w:lang w:val="vi-VN"/>
+        </w:rPr>
+      </w:pPr>
+      <w:r>
+        <w:rPr>
+          <w:sz w:val="26"/>
+          <w:szCs w:val="26"/>
+          <w:lang w:val="vi-VN"/>
+        </w:rPr>
+        <w:t>c) Các khoản nợ khác;</w:t>
+      </w:r>
+    </w:p>
+    <w:p>
+      <w:pPr>
+        <w:spacing w:line="240" w:lineRule="auto"/>
+        <w:ind w:firstLine="360"/>
+        <w:rPr>
+          <w:sz w:val="26"/>
+          <w:szCs w:val="26"/>
+          <w:lang w:val="vi-VN"/>
+        </w:rPr>
+      </w:pPr>
+      <w:r>
+        <w:rPr>
+          <w:sz w:val="26"/>
+          <w:szCs w:val="26"/>
+          <w:lang w:val="vi-VN"/>
+        </w:rPr>
+        <w:t>5. Sau khi đã thanh toán chi phí giải thể doanh nghiệp và các khoản nợ, phần còn lại thuộc về chủ sở hữu;</w:t>
+      </w:r>
+    </w:p>
+    <w:p>
+      <w:pPr>
+        <w:spacing w:line="240" w:lineRule="auto"/>
+        <w:ind w:firstLine="360"/>
+        <w:rPr>
+          <w:sz w:val="26"/>
+          <w:szCs w:val="26"/>
+          <w:lang w:val="vi-VN"/>
+        </w:rPr>
+      </w:pPr>
+      <w:r>
+        <w:rPr>
+          <w:sz w:val="26"/>
+          <w:szCs w:val="26"/>
+          <w:lang w:val="vi-VN"/>
+        </w:rPr>
+        <w:t>6. Người đại diện theo pháp luật của doanh nghiệp gửi hồ sơ giải thể doanh nghiệp cho Cơ quan đăng ký kinh doanh trong thời hạn 05 ngày làm việc kể từ ngày thanh toán hết các khoản nợ của doanh nghiệp</w:t>
+      </w:r>
+      <w:r>
+        <w:rPr>
+          <w:sz w:val="26"/>
+          <w:szCs w:val="26"/>
+          <w:lang w:val="vi-VN"/>
+        </w:rPr>
+        <w:t>.</w:t>
+      </w:r>
+    </w:p>
+    <w:p>
+      <w:pPr>
+        <w:spacing w:line="240" w:lineRule="auto"/>
+        <w:ind w:firstLine="360"/>
+        <w:rPr>
+          <w:sz w:val="26"/>
+          <w:szCs w:val="26"/>
+          <w:lang w:val="vi-VN"/>
+        </w:rPr>
+      </w:pPr>
+    </w:p>
+    <w:p>
+      <w:pPr>
+        <w:spacing w:line="240" w:lineRule="auto"/>
+        <w:ind w:firstLine="360"/>
+        <w:rPr>
+          <w:sz w:val="26"/>
+          <w:szCs w:val="26"/>
+          <w:lang w:val="vi-VN"/>
+        </w:rPr>
+      </w:pPr>
+    </w:p>
+    <w:p>
+      <w:pPr>
+        <w:spacing w:line="240" w:lineRule="auto"/>
+        <w:ind w:firstLine="360"/>
+        <w:rPr>
+          <w:sz w:val="26"/>
+          <w:szCs w:val="26"/>
+          <w:lang w:val="vi-VN"/>
+        </w:rPr>
+      </w:pPr>
+    </w:p>
+    <w:bookmarkEnd w:id="8"/>
+    <w:p>
+      <w:pPr>
+        <w:pStyle w:val="Heading3"/>
+        <w:ind w:firstLine="360"/>
+        <w:jc w:val="center"/>
+        <w:rPr>
+          <w:rFonts w:ascii="Times New Roman" w:hAnsi="Times New Roman"/>
+        </w:rPr>
+      </w:pPr>
+      <w:r>
+        <w:rPr>
+          <w:rFonts w:ascii="Times New Roman" w:hAnsi="Times New Roman"/>
+        </w:rPr>
         <w:lastRenderedPageBreak/>
-        <w:t>3. Trong thời hạn 07 ngày làm việc kể từ ngày thông qua, quyết định giải thể phải được gửi đến Cơ quan đăng ký kinh doanh, cơ quan thuế, người lao động trong doanh nghiệp. Quyết định giải thể phải được đăng trên cổng thông tin quốc gia về đăng ký doanh nghiệp và được niêm yết công khai tại trụ sở chính, chi nhánh, văn phòng đại diện của doanh nghiệp. Trường hợp doanh nghiệp còn nghĩa vụ tài chính chưa thanh toán thì phải gửi kèm theo quyết định giải thể và phương án giải quyết nợ đến các chủ nợ, người có quyền, nghĩa vụ và lợi ích có liên quan. Phương án giải quyết nợ phải có tên, địa chỉ của chủ nợ; số nợ, thời hạn, địa điểm và phương thức thanh toán số nợ đó; cách thức và thời hạn giải quyết khiếu nại của chủ nợ;</w:t>
-      </w:r>
-    </w:p>
-    <w:p>
-      <w:pPr>
-        <w:spacing w:line="240" w:lineRule="auto"/>
-        <w:ind w:firstLine="360"/>
-        <w:rPr>
-          <w:sz w:val="26"/>
-          <w:szCs w:val="26"/>
-          <w:lang w:val="vi-VN"/>
-        </w:rPr>
-      </w:pPr>
-      <w:r>
-        <w:rPr>
-          <w:sz w:val="26"/>
-          <w:szCs w:val="26"/>
-          <w:lang w:val="vi-VN"/>
-        </w:rPr>
-        <w:t>4. Các khoản nợ của doanh nghiệp được thanh toán theo thứ tự ưu tiên sau đây:</w:t>
-      </w:r>
-    </w:p>
-    <w:p>
-      <w:pPr>
-        <w:spacing w:line="240" w:lineRule="auto"/>
-        <w:ind w:firstLine="360"/>
-        <w:rPr>
-          <w:sz w:val="26"/>
-          <w:szCs w:val="26"/>
-          <w:lang w:val="vi-VN"/>
-        </w:rPr>
-      </w:pPr>
-      <w:r>
-        <w:rPr>
-          <w:sz w:val="26"/>
-          <w:szCs w:val="26"/>
-          <w:lang w:val="vi-VN"/>
-        </w:rPr>
-        <w:t>a) Các khoản nợ lương, trợ cấp thôi việc, bảo hiểm xã hội, bảo hiểm y tế, bảo hiểm thất nghiệp theo quy định của pháp luật và các quyền lợi khác của người lao động theo thỏa ước lao động tập thể và hợp đồng lao động đã ký kết;</w:t>
-      </w:r>
-    </w:p>
-    <w:p>
-      <w:pPr>
-        <w:spacing w:line="240" w:lineRule="auto"/>
-        <w:ind w:firstLine="360"/>
-        <w:rPr>
-          <w:sz w:val="26"/>
-          <w:szCs w:val="26"/>
-          <w:lang w:val="vi-VN"/>
-        </w:rPr>
-      </w:pPr>
-      <w:r>
-        <w:rPr>
-          <w:sz w:val="26"/>
-          <w:szCs w:val="26"/>
-          <w:lang w:val="vi-VN"/>
-        </w:rPr>
-        <w:t>b) Nợ thuế;</w:t>
-      </w:r>
-    </w:p>
-    <w:p>
-      <w:pPr>
-        <w:spacing w:line="240" w:lineRule="auto"/>
-        <w:ind w:firstLine="360"/>
-        <w:rPr>
-          <w:sz w:val="26"/>
-          <w:szCs w:val="26"/>
-          <w:lang w:val="vi-VN"/>
-        </w:rPr>
-      </w:pPr>
-      <w:r>
-        <w:rPr>
-          <w:sz w:val="26"/>
-          <w:szCs w:val="26"/>
-          <w:lang w:val="vi-VN"/>
-        </w:rPr>
-        <w:t>c) Các khoản nợ khác;</w:t>
-      </w:r>
-    </w:p>
-    <w:p>
-      <w:pPr>
-        <w:spacing w:line="240" w:lineRule="auto"/>
-        <w:ind w:firstLine="360"/>
-        <w:rPr>
-          <w:sz w:val="26"/>
-          <w:szCs w:val="26"/>
-          <w:lang w:val="vi-VN"/>
-        </w:rPr>
-      </w:pPr>
-      <w:r>
-        <w:rPr>
-          <w:sz w:val="26"/>
-          <w:szCs w:val="26"/>
-          <w:lang w:val="vi-VN"/>
-        </w:rPr>
-        <w:t>5. Sau khi đã thanh toán chi phí giải thể doanh nghiệp và các khoản nợ, phần còn lại thuộc về chủ sở hữu;</w:t>
-      </w:r>
-    </w:p>
-    <w:p>
-      <w:pPr>
-        <w:spacing w:line="240" w:lineRule="auto"/>
-        <w:ind w:firstLine="360"/>
-        <w:rPr>
-          <w:sz w:val="26"/>
-          <w:szCs w:val="26"/>
-          <w:lang w:val="vi-VN"/>
-        </w:rPr>
-      </w:pPr>
-      <w:r>
-        <w:rPr>
-          <w:sz w:val="26"/>
-          <w:szCs w:val="26"/>
-          <w:lang w:val="vi-VN"/>
-        </w:rPr>
-        <w:t>6. Người đại diện theo pháp luật của doanh nghiệp gửi hồ sơ giải thể doanh nghiệp cho Cơ quan đăng ký kinh doanh trong thời hạn 05 ngày làm việc kể từ ngày thanh toán hết các khoản nợ của doanh nghiệp</w:t>
-      </w:r>
-      <w:r>
-        <w:rPr>
-          <w:sz w:val="26"/>
-          <w:szCs w:val="26"/>
-          <w:lang w:val="vi-VN"/>
-        </w:rPr>
-        <w:t>.</w:t>
-      </w:r>
-    </w:p>
-    <w:p>
-      <w:pPr>
-        <w:spacing w:line="240" w:lineRule="auto"/>
-        <w:ind w:firstLine="360"/>
-        <w:rPr>
-          <w:sz w:val="26"/>
-          <w:szCs w:val="26"/>
-          <w:lang w:val="vi-VN"/>
-        </w:rPr>
-      </w:pPr>
-    </w:p>
-    <w:p>
-      <w:pPr>
-        <w:spacing w:line="240" w:lineRule="auto"/>
-        <w:ind w:firstLine="360"/>
-        <w:rPr>
-          <w:sz w:val="26"/>
-          <w:szCs w:val="26"/>
-          <w:lang w:val="vi-VN"/>
-        </w:rPr>
-      </w:pPr>
-    </w:p>
-    <w:p>
-      <w:pPr>
-        <w:spacing w:line="240" w:lineRule="auto"/>
-        <w:ind w:firstLine="360"/>
-        <w:rPr>
-          <w:sz w:val="26"/>
-          <w:szCs w:val="26"/>
-          <w:lang w:val="vi-VN"/>
-        </w:rPr>
-      </w:pPr>
-    </w:p>
-    <w:bookmarkEnd w:id="9"/>
+        <w:t>Chương VI</w:t>
+      </w:r>
+    </w:p>
+    <w:p>
+      <w:pPr>
+        <w:spacing w:line="240" w:lineRule="auto"/>
+        <w:ind w:firstLine="360"/>
+        <w:jc w:val="center"/>
+        <w:rPr>
+          <w:b/>
+          <w:sz w:val="26"/>
+          <w:szCs w:val="26"/>
+          <w:lang w:val="vi-VN"/>
+        </w:rPr>
+      </w:pPr>
+      <w:r>
+        <w:rPr>
+          <w:b/>
+          <w:sz w:val="26"/>
+          <w:szCs w:val="26"/>
+          <w:lang w:val="vi-VN"/>
+        </w:rPr>
+        <w:t>HIỆU LỰC THỰC HIỆN</w:t>
+      </w:r>
+    </w:p>
+    <w:p>
+      <w:pPr>
+        <w:spacing w:line="240" w:lineRule="auto"/>
+        <w:ind w:firstLine="360"/>
+        <w:jc w:val="center"/>
+        <w:rPr>
+          <w:b/>
+          <w:bCs/>
+          <w:sz w:val="26"/>
+          <w:szCs w:val="26"/>
+          <w:lang w:val="vi-VN"/>
+        </w:rPr>
+      </w:pPr>
+    </w:p>
     <w:p>
       <w:pPr>
         <w:pStyle w:val="Heading3"/>
         <w:ind w:firstLine="360"/>
-        <w:jc w:val="center"/>
         <w:rPr>
           <w:rFonts w:ascii="Times New Roman" w:hAnsi="Times New Roman"/>
         </w:rPr>
@@ -8864,44 +8887,38 @@
         <w:rPr>
           <w:rFonts w:ascii="Times New Roman" w:hAnsi="Times New Roman"/>
         </w:rPr>
-        <w:t>Chương VI</w:t>
-      </w:r>
-    </w:p>
-    <w:p>
-      <w:pPr>
-        <w:spacing w:line="240" w:lineRule="auto"/>
-        <w:ind w:firstLine="360"/>
-        <w:jc w:val="center"/>
-        <w:rPr>
-          <w:b/>
-          <w:sz w:val="26"/>
-          <w:szCs w:val="26"/>
-          <w:lang w:val="vi-VN"/>
-        </w:rPr>
-      </w:pPr>
-      <w:r>
-        <w:rPr>
-          <w:b/>
-          <w:sz w:val="26"/>
-          <w:szCs w:val="26"/>
-          <w:lang w:val="vi-VN"/>
-        </w:rPr>
-        <w:t>HIỆU LỰC THỰC HIỆN</w:t>
-      </w:r>
-    </w:p>
-    <w:p>
-      <w:pPr>
-        <w:spacing w:line="240" w:lineRule="auto"/>
-        <w:ind w:firstLine="360"/>
-        <w:jc w:val="center"/>
-        <w:rPr>
-          <w:b/>
-          <w:bCs/>
-          <w:sz w:val="26"/>
-          <w:szCs w:val="26"/>
-          <w:lang w:val="vi-VN"/>
-        </w:rPr>
-      </w:pPr>
+        <w:t xml:space="preserve">Điều </w:t>
+      </w:r>
+      <w:r>
+        <w:rPr>
+          <w:rFonts w:ascii="Times New Roman" w:hAnsi="Times New Roman"/>
+        </w:rPr>
+        <w:t>19</w:t>
+      </w:r>
+      <w:r>
+        <w:rPr>
+          <w:rFonts w:ascii="Times New Roman" w:hAnsi="Times New Roman"/>
+        </w:rPr>
+        <w:t>. Hiệu lực của Điều lệ</w:t>
+      </w:r>
+    </w:p>
+    <w:p>
+      <w:pPr>
+        <w:ind w:firstLine="360"/>
+        <w:rPr>
+          <w:sz w:val="26"/>
+          <w:szCs w:val="26"/>
+          <w:lang w:val="vi-VN"/>
+        </w:rPr>
+      </w:pPr>
+      <w:r>
+        <w:rPr>
+          <w:sz w:val="26"/>
+          <w:szCs w:val="26"/>
+          <w:lang w:val="vi-VN"/>
+        </w:rPr>
+        <w:t>Điều lệ này có hiệu lực kể từ ngày được Cơ quan đăng ký kinh doanh cấp Giấy chứng nhận đăng ký doanh nghiệp.</w:t>
+      </w:r>
     </w:p>
     <w:p>
       <w:pPr>
@@ -8921,63 +8938,18 @@
         <w:rPr>
           <w:rFonts w:ascii="Times New Roman" w:hAnsi="Times New Roman"/>
         </w:rPr>
-        <w:t>19</w:t>
+        <w:t>2</w:t>
       </w:r>
       <w:r>
         <w:rPr>
           <w:rFonts w:ascii="Times New Roman" w:hAnsi="Times New Roman"/>
         </w:rPr>
-        <w:t>. Hiệu lực của Điều lệ</w:t>
-      </w:r>
-    </w:p>
-    <w:p>
-      <w:pPr>
-        <w:ind w:firstLine="360"/>
-        <w:rPr>
-          <w:sz w:val="26"/>
-          <w:szCs w:val="26"/>
-          <w:lang w:val="vi-VN"/>
-        </w:rPr>
-      </w:pPr>
-      <w:r>
-        <w:rPr>
-          <w:sz w:val="26"/>
-          <w:szCs w:val="26"/>
-          <w:lang w:val="vi-VN"/>
-        </w:rPr>
-        <w:t>Điều lệ này có hiệu lực kể từ ngày được Cơ quan đăng ký kinh doanh cấp Giấy chứng nhận đăng ký doanh nghiệp.</w:t>
-      </w:r>
-    </w:p>
-    <w:p>
-      <w:pPr>
-        <w:pStyle w:val="Heading3"/>
-        <w:ind w:firstLine="360"/>
+        <w:t>0</w:t>
+      </w:r>
+      <w:r>
         <w:rPr>
           <w:rFonts w:ascii="Times New Roman" w:hAnsi="Times New Roman"/>
         </w:rPr>
-      </w:pPr>
-      <w:r>
-        <w:rPr>
-          <w:rFonts w:ascii="Times New Roman" w:hAnsi="Times New Roman"/>
-        </w:rPr>
-        <w:t xml:space="preserve">Điều </w:t>
-      </w:r>
-      <w:r>
-        <w:rPr>
-          <w:rFonts w:ascii="Times New Roman" w:hAnsi="Times New Roman"/>
-        </w:rPr>
-        <w:t>2</w:t>
-      </w:r>
-      <w:r>
-        <w:rPr>
-          <w:rFonts w:ascii="Times New Roman" w:hAnsi="Times New Roman"/>
-        </w:rPr>
-        <w:t>0</w:t>
-      </w:r>
-      <w:r>
-        <w:rPr>
-          <w:rFonts w:ascii="Times New Roman" w:hAnsi="Times New Roman"/>
-        </w:rPr>
         <w:t>.  Thể thức sửa đổi, bổ sung các điều, khoản của Điều lệ</w:t>
       </w:r>
     </w:p>
@@ -9018,7 +8990,6 @@
           <w:szCs w:val="26"/>
           <w:lang w:val="vi-VN"/>
         </w:rPr>
-        <w:lastRenderedPageBreak/>
         <w:t>2. Khi muốn bổ sung, sửa đổi nội dung Điều lệ này, Chủ Sở hữu công ty sẽ xem xét, quyết định theo tình hình thực tế.</w:t>
       </w:r>
     </w:p>
@@ -9305,7 +9276,7 @@
         </w:rPr>
         <w:t xml:space="preserve">Những vấn đề liên quan đến hoạt động của Công ty không được nêu trong Bản Điều lệ này sẽ do Luật Doanh nghiệp và các văn bản pháp luật liên quan khác điều chỉnh. </w:t>
       </w:r>
-      <w:bookmarkEnd w:id="7"/>
+      <w:bookmarkEnd w:id="6"/>
     </w:p>
     <w:p>
       <w:pPr>
@@ -9392,6 +9363,7 @@
           <w:szCs w:val="26"/>
           <w:lang w:val="vi-VN"/>
         </w:rPr>
+        <w:lastRenderedPageBreak/>
         <w:t>Bản điều lệ này gồm  </w:t>
       </w:r>
       <w:r>
@@ -9556,7 +9528,6 @@
           <w:szCs w:val="26"/>
           <w:lang w:val="vi-VN"/>
         </w:rPr>
-        <w:lastRenderedPageBreak/>
         <w:t>Thành Phố</w:t>
       </w:r>
       <w:r>
@@ -9597,6 +9568,7 @@
           <w:iCs/>
           <w:sz w:val="26"/>
           <w:szCs w:val="26"/>
+          <w:lang w:val="vi-VN"/>
         </w:rPr>
         <w:t>ngày 22 tháng 6 năm 2026</w:t>
       </w:r>
@@ -9745,7 +9717,7 @@
 </file>
 
 <file path=word/endnotes.xml><?xml version="1.0" encoding="utf-8"?>
-<w:endnotes xmlns:wpc="http://schemas.microsoft.com/office/word/2010/wordprocessingCanvas" xmlns:cx="http://schemas.microsoft.com/office/drawing/2014/chartex" xmlns:cx1="http://schemas.microsoft.com/office/drawing/2015/9/8/chartex" xmlns:mc="http://schemas.openxmlformats.org/markup-compatibility/2006" xmlns:o="urn:schemas-microsoft-com:office:office" xmlns:r="http://schemas.openxmlformats.org/officeDocument/2006/relationships" xmlns:m="http://schemas.openxmlformats.org/officeDocument/2006/math" xmlns:v="urn:schemas-microsoft-com:vml" xmlns:wp14="http://schemas.microsoft.com/office/word/2010/wordprocessingDrawing" xmlns:wp="http://schemas.openxmlformats.org/drawingml/2006/wordprocessingDrawing" xmlns:w10="urn:schemas-microsoft-com:office:word" xmlns:w="http://schemas.openxmlformats.org/wordprocessingml/2006/main" xmlns:w14="http://schemas.microsoft.com/office/word/2010/wordml" xmlns:w15="http://schemas.microsoft.com/office/word/2012/wordml" xmlns:w16se="http://schemas.microsoft.com/office/word/2015/wordml/symex" xmlns:wpg="http://schemas.microsoft.com/office/word/2010/wordprocessingGroup" xmlns:wpi="http://schemas.microsoft.com/office/word/2010/wordprocessingInk" xmlns:wne="http://schemas.microsoft.com/office/word/2006/wordml" xmlns:wps="http://schemas.microsoft.com/office/word/2010/wordprocessingShape" mc:Ignorable="w14 w15 w16se wp14">
+<w:endnotes xmlns:wpc="http://schemas.microsoft.com/office/word/2010/wordprocessingCanvas" xmlns:cx="http://schemas.microsoft.com/office/drawing/2014/chartex" xmlns:cx1="http://schemas.microsoft.com/office/drawing/2015/9/8/chartex" xmlns:cx2="http://schemas.microsoft.com/office/drawing/2015/10/21/chartex" xmlns:cx3="http://schemas.microsoft.com/office/drawing/2016/5/9/chartex" xmlns:cx4="http://schemas.microsoft.com/office/drawing/2016/5/10/chartex" xmlns:cx5="http://schemas.microsoft.com/office/drawing/2016/5/11/chartex" xmlns:cx6="http://schemas.microsoft.com/office/drawing/2016/5/12/chartex" xmlns:cx7="http://schemas.microsoft.com/office/drawing/2016/5/13/chartex" xmlns:cx8="http://schemas.microsoft.com/office/drawing/2016/5/14/chartex" xmlns:mc="http://schemas.openxmlformats.org/markup-compatibility/2006" xmlns:aink="http://schemas.microsoft.com/office/drawing/2016/ink" xmlns:am3d="http://schemas.microsoft.com/office/drawing/2017/model3d" xmlns:o="urn:schemas-microsoft-com:office:office" xmlns:oel="http://schemas.microsoft.com/office/2019/extlst" xmlns:r="http://schemas.openxmlformats.org/officeDocument/2006/relationships" xmlns:m="http://schemas.openxmlformats.org/officeDocument/2006/math" xmlns:v="urn:schemas-microsoft-com:vml" xmlns:wp14="http://schemas.microsoft.com/office/word/2010/wordprocessingDrawing" xmlns:wp="http://schemas.openxmlformats.org/drawingml/2006/wordprocessingDrawing" xmlns:w10="urn:schemas-microsoft-com:office:word" xmlns:w="http://schemas.openxmlformats.org/wordprocessingml/2006/main" xmlns:w14="http://schemas.microsoft.com/office/word/2010/wordml" xmlns:w15="http://schemas.microsoft.com/office/word/2012/wordml" xmlns:w16cex="http://schemas.microsoft.com/office/word/2018/wordml/cex" xmlns:w16cid="http://schemas.microsoft.com/office/word/2016/wordml/cid" xmlns:w16="http://schemas.microsoft.com/office/word/2018/wordml" xmlns:w16du="http://schemas.microsoft.com/office/word/2023/wordml/word16du" xmlns:w16sdtdh="http://schemas.microsoft.com/office/word/2020/wordml/sdtdatahash" xmlns:w16sdtfl="http://schemas.microsoft.com/office/word/2024/wordml/sdtformatlock" xmlns:w16se="http://schemas.microsoft.com/office/word/2015/wordml/symex" xmlns:wpg="http://schemas.microsoft.com/office/word/2010/wordprocessingGroup" xmlns:wpi="http://schemas.microsoft.com/office/word/2010/wordprocessingInk" xmlns:wne="http://schemas.microsoft.com/office/word/2006/wordml" xmlns:wps="http://schemas.microsoft.com/office/word/2010/wordprocessingShape" mc:Ignorable="w14 w15 w16se w16cid w16 w16cex w16sdtdh w16sdtfl w16du wp14">
   <w:endnote w:type="separator" w:id="-1">
     <w:p>
       <w:r>
@@ -9764,7 +9736,7 @@
 </file>
 
 <file path=word/footer1.xml><?xml version="1.0" encoding="utf-8"?>
-<w:ftr xmlns:wpc="http://schemas.microsoft.com/office/word/2010/wordprocessingCanvas" xmlns:cx="http://schemas.microsoft.com/office/drawing/2014/chartex" xmlns:cx1="http://schemas.microsoft.com/office/drawing/2015/9/8/chartex" xmlns:mc="http://schemas.openxmlformats.org/markup-compatibility/2006" xmlns:o="urn:schemas-microsoft-com:office:office" xmlns:r="http://schemas.openxmlformats.org/officeDocument/2006/relationships" xmlns:m="http://schemas.openxmlformats.org/officeDocument/2006/math" xmlns:v="urn:schemas-microsoft-com:vml" xmlns:wp14="http://schemas.microsoft.com/office/word/2010/wordprocessingDrawing" xmlns:wp="http://schemas.openxmlformats.org/drawingml/2006/wordprocessingDrawing" xmlns:w10="urn:schemas-microsoft-com:office:word" xmlns:w="http://schemas.openxmlformats.org/wordprocessingml/2006/main" xmlns:w14="http://schemas.microsoft.com/office/word/2010/wordml" xmlns:w15="http://schemas.microsoft.com/office/word/2012/wordml" xmlns:w16se="http://schemas.microsoft.com/office/word/2015/wordml/symex" xmlns:wpg="http://schemas.microsoft.com/office/word/2010/wordprocessingGroup" xmlns:wpi="http://schemas.microsoft.com/office/word/2010/wordprocessingInk" xmlns:wne="http://schemas.microsoft.com/office/word/2006/wordml" xmlns:wps="http://schemas.microsoft.com/office/word/2010/wordprocessingShape" mc:Ignorable="w14 w15 w16se wp14">
+<w:ftr xmlns:wpc="http://schemas.microsoft.com/office/word/2010/wordprocessingCanvas" xmlns:cx="http://schemas.microsoft.com/office/drawing/2014/chartex" xmlns:cx1="http://schemas.microsoft.com/office/drawing/2015/9/8/chartex" xmlns:cx2="http://schemas.microsoft.com/office/drawing/2015/10/21/chartex" xmlns:cx3="http://schemas.microsoft.com/office/drawing/2016/5/9/chartex" xmlns:cx4="http://schemas.microsoft.com/office/drawing/2016/5/10/chartex" xmlns:cx5="http://schemas.microsoft.com/office/drawing/2016/5/11/chartex" xmlns:cx6="http://schemas.microsoft.com/office/drawing/2016/5/12/chartex" xmlns:cx7="http://schemas.microsoft.com/office/drawing/2016/5/13/chartex" xmlns:cx8="http://schemas.microsoft.com/office/drawing/2016/5/14/chartex" xmlns:mc="http://schemas.openxmlformats.org/markup-compatibility/2006" xmlns:aink="http://schemas.microsoft.com/office/drawing/2016/ink" xmlns:am3d="http://schemas.microsoft.com/office/drawing/2017/model3d" xmlns:o="urn:schemas-microsoft-com:office:office" xmlns:oel="http://schemas.microsoft.com/office/2019/extlst" xmlns:r="http://schemas.openxmlformats.org/officeDocument/2006/relationships" xmlns:m="http://schemas.openxmlformats.org/officeDocument/2006/math" xmlns:v="urn:schemas-microsoft-com:vml" xmlns:wp14="http://schemas.microsoft.com/office/word/2010/wordprocessingDrawing" xmlns:wp="http://schemas.openxmlformats.org/drawingml/2006/wordprocessingDrawing" xmlns:w10="urn:schemas-microsoft-com:office:word" xmlns:w="http://schemas.openxmlformats.org/wordprocessingml/2006/main" xmlns:w14="http://schemas.microsoft.com/office/word/2010/wordml" xmlns:w15="http://schemas.microsoft.com/office/word/2012/wordml" xmlns:w16cex="http://schemas.microsoft.com/office/word/2018/wordml/cex" xmlns:w16cid="http://schemas.microsoft.com/office/word/2016/wordml/cid" xmlns:w16="http://schemas.microsoft.com/office/word/2018/wordml" xmlns:w16du="http://schemas.microsoft.com/office/word/2023/wordml/word16du" xmlns:w16sdtdh="http://schemas.microsoft.com/office/word/2020/wordml/sdtdatahash" xmlns:w16sdtfl="http://schemas.microsoft.com/office/word/2024/wordml/sdtformatlock" xmlns:w16se="http://schemas.microsoft.com/office/word/2015/wordml/symex" xmlns:wpg="http://schemas.microsoft.com/office/word/2010/wordprocessingGroup" xmlns:wpi="http://schemas.microsoft.com/office/word/2010/wordprocessingInk" xmlns:wne="http://schemas.microsoft.com/office/word/2006/wordml" xmlns:wps="http://schemas.microsoft.com/office/word/2010/wordprocessingShape" mc:Ignorable="w14 w15 w16se w16cid w16 w16cex w16sdtdh w16sdtfl w16du wp14">
   <w:p>
     <w:pPr>
       <w:pStyle w:val="Footer"/>
@@ -9796,7 +9768,7 @@
 </file>
 
 <file path=word/footnotes.xml><?xml version="1.0" encoding="utf-8"?>
-<w:footnotes xmlns:wpc="http://schemas.microsoft.com/office/word/2010/wordprocessingCanvas" xmlns:cx="http://schemas.microsoft.com/office/drawing/2014/chartex" xmlns:cx1="http://schemas.microsoft.com/office/drawing/2015/9/8/chartex" xmlns:mc="http://schemas.openxmlformats.org/markup-compatibility/2006" xmlns:o="urn:schemas-microsoft-com:office:office" xmlns:r="http://schemas.openxmlformats.org/officeDocument/2006/relationships" xmlns:m="http://schemas.openxmlformats.org/officeDocument/2006/math" xmlns:v="urn:schemas-microsoft-com:vml" xmlns:wp14="http://schemas.microsoft.com/office/word/2010/wordprocessingDrawing" xmlns:wp="http://schemas.openxmlformats.org/drawingml/2006/wordprocessingDrawing" xmlns:w10="urn:schemas-microsoft-com:office:word" xmlns:w="http://schemas.openxmlformats.org/wordprocessingml/2006/main" xmlns:w14="http://schemas.microsoft.com/office/word/2010/wordml" xmlns:w15="http://schemas.microsoft.com/office/word/2012/wordml" xmlns:w16se="http://schemas.microsoft.com/office/word/2015/wordml/symex" xmlns:wpg="http://schemas.microsoft.com/office/word/2010/wordprocessingGroup" xmlns:wpi="http://schemas.microsoft.com/office/word/2010/wordprocessingInk" xmlns:wne="http://schemas.microsoft.com/office/word/2006/wordml" xmlns:wps="http://schemas.microsoft.com/office/word/2010/wordprocessingShape" mc:Ignorable="w14 w15 w16se wp14">
+<w:footnotes xmlns:wpc="http://schemas.microsoft.com/office/word/2010/wordprocessingCanvas" xmlns:cx="http://schemas.microsoft.com/office/drawing/2014/chartex" xmlns:cx1="http://schemas.microsoft.com/office/drawing/2015/9/8/chartex" xmlns:cx2="http://schemas.microsoft.com/office/drawing/2015/10/21/chartex" xmlns:cx3="http://schemas.microsoft.com/office/drawing/2016/5/9/chartex" xmlns:cx4="http://schemas.microsoft.com/office/drawing/2016/5/10/chartex" xmlns:cx5="http://schemas.microsoft.com/office/drawing/2016/5/11/chartex" xmlns:cx6="http://schemas.microsoft.com/office/drawing/2016/5/12/chartex" xmlns:cx7="http://schemas.microsoft.com/office/drawing/2016/5/13/chartex" xmlns:cx8="http://schemas.microsoft.com/office/drawing/2016/5/14/chartex" xmlns:mc="http://schemas.openxmlformats.org/markup-compatibility/2006" xmlns:aink="http://schemas.microsoft.com/office/drawing/2016/ink" xmlns:am3d="http://schemas.microsoft.com/office/drawing/2017/model3d" xmlns:o="urn:schemas-microsoft-com:office:office" xmlns:oel="http://schemas.microsoft.com/office/2019/extlst" xmlns:r="http://schemas.openxmlformats.org/officeDocument/2006/relationships" xmlns:m="http://schemas.openxmlformats.org/officeDocument/2006/math" xmlns:v="urn:schemas-microsoft-com:vml" xmlns:wp14="http://schemas.microsoft.com/office/word/2010/wordprocessingDrawing" xmlns:wp="http://schemas.openxmlformats.org/drawingml/2006/wordprocessingDrawing" xmlns:w10="urn:schemas-microsoft-com:office:word" xmlns:w="http://schemas.openxmlformats.org/wordprocessingml/2006/main" xmlns:w14="http://schemas.microsoft.com/office/word/2010/wordml" xmlns:w15="http://schemas.microsoft.com/office/word/2012/wordml" xmlns:w16cex="http://schemas.microsoft.com/office/word/2018/wordml/cex" xmlns:w16cid="http://schemas.microsoft.com/office/word/2016/wordml/cid" xmlns:w16="http://schemas.microsoft.com/office/word/2018/wordml" xmlns:w16du="http://schemas.microsoft.com/office/word/2023/wordml/word16du" xmlns:w16sdtdh="http://schemas.microsoft.com/office/word/2020/wordml/sdtdatahash" xmlns:w16sdtfl="http://schemas.microsoft.com/office/word/2024/wordml/sdtformatlock" xmlns:w16se="http://schemas.microsoft.com/office/word/2015/wordml/symex" xmlns:wpg="http://schemas.microsoft.com/office/word/2010/wordprocessingGroup" xmlns:wpi="http://schemas.microsoft.com/office/word/2010/wordprocessingInk" xmlns:wne="http://schemas.microsoft.com/office/word/2006/wordml" xmlns:wps="http://schemas.microsoft.com/office/word/2010/wordprocessingShape" mc:Ignorable="w14 w15 w16se w16cid w16 w16cex w16sdtdh w16sdtfl w16du wp14">
   <w:footnote w:type="separator" w:id="-1">
     <w:p>
       <w:r>
@@ -9815,7 +9787,7 @@
 </file>
 
 <file path=word/header1.xml><?xml version="1.0" encoding="utf-8"?>
-<w:hdr xmlns:wpc="http://schemas.microsoft.com/office/word/2010/wordprocessingCanvas" xmlns:cx="http://schemas.microsoft.com/office/drawing/2014/chartex" xmlns:cx1="http://schemas.microsoft.com/office/drawing/2015/9/8/chartex" xmlns:mc="http://schemas.openxmlformats.org/markup-compatibility/2006" xmlns:o="urn:schemas-microsoft-com:office:office" xmlns:r="http://schemas.openxmlformats.org/officeDocument/2006/relationships" xmlns:m="http://schemas.openxmlformats.org/officeDocument/2006/math" xmlns:v="urn:schemas-microsoft-com:vml" xmlns:wp14="http://schemas.microsoft.com/office/word/2010/wordprocessingDrawing" xmlns:wp="http://schemas.openxmlformats.org/drawingml/2006/wordprocessingDrawing" xmlns:w10="urn:schemas-microsoft-com:office:word" xmlns:w="http://schemas.openxmlformats.org/wordprocessingml/2006/main" xmlns:w14="http://schemas.microsoft.com/office/word/2010/wordml" xmlns:w15="http://schemas.microsoft.com/office/word/2012/wordml" xmlns:w16se="http://schemas.microsoft.com/office/word/2015/wordml/symex" xmlns:wpg="http://schemas.microsoft.com/office/word/2010/wordprocessingGroup" xmlns:wpi="http://schemas.microsoft.com/office/word/2010/wordprocessingInk" xmlns:wne="http://schemas.microsoft.com/office/word/2006/wordml" xmlns:wps="http://schemas.microsoft.com/office/word/2010/wordprocessingShape" mc:Ignorable="w14 w15 w16se wp14">
+<w:hdr xmlns:wpc="http://schemas.microsoft.com/office/word/2010/wordprocessingCanvas" xmlns:cx="http://schemas.microsoft.com/office/drawing/2014/chartex" xmlns:cx1="http://schemas.microsoft.com/office/drawing/2015/9/8/chartex" xmlns:cx2="http://schemas.microsoft.com/office/drawing/2015/10/21/chartex" xmlns:cx3="http://schemas.microsoft.com/office/drawing/2016/5/9/chartex" xmlns:cx4="http://schemas.microsoft.com/office/drawing/2016/5/10/chartex" xmlns:cx5="http://schemas.microsoft.com/office/drawing/2016/5/11/chartex" xmlns:cx6="http://schemas.microsoft.com/office/drawing/2016/5/12/chartex" xmlns:cx7="http://schemas.microsoft.com/office/drawing/2016/5/13/chartex" xmlns:cx8="http://schemas.microsoft.com/office/drawing/2016/5/14/chartex" xmlns:mc="http://schemas.openxmlformats.org/markup-compatibility/2006" xmlns:aink="http://schemas.microsoft.com/office/drawing/2016/ink" xmlns:am3d="http://schemas.microsoft.com/office/drawing/2017/model3d" xmlns:o="urn:schemas-microsoft-com:office:office" xmlns:oel="http://schemas.microsoft.com/office/2019/extlst" xmlns:r="http://schemas.openxmlformats.org/officeDocument/2006/relationships" xmlns:m="http://schemas.openxmlformats.org/officeDocument/2006/math" xmlns:v="urn:schemas-microsoft-com:vml" xmlns:wp14="http://schemas.microsoft.com/office/word/2010/wordprocessingDrawing" xmlns:wp="http://schemas.openxmlformats.org/drawingml/2006/wordprocessingDrawing" xmlns:w10="urn:schemas-microsoft-com:office:word" xmlns:w="http://schemas.openxmlformats.org/wordprocessingml/2006/main" xmlns:w14="http://schemas.microsoft.com/office/word/2010/wordml" xmlns:w15="http://schemas.microsoft.com/office/word/2012/wordml" xmlns:w16cex="http://schemas.microsoft.com/office/word/2018/wordml/cex" xmlns:w16cid="http://schemas.microsoft.com/office/word/2016/wordml/cid" xmlns:w16="http://schemas.microsoft.com/office/word/2018/wordml" xmlns:w16du="http://schemas.microsoft.com/office/word/2023/wordml/word16du" xmlns:w16sdtdh="http://schemas.microsoft.com/office/word/2020/wordml/sdtdatahash" xmlns:w16sdtfl="http://schemas.microsoft.com/office/word/2024/wordml/sdtformatlock" xmlns:w16se="http://schemas.microsoft.com/office/word/2015/wordml/symex" xmlns:wpg="http://schemas.microsoft.com/office/word/2010/wordprocessingGroup" xmlns:wpi="http://schemas.microsoft.com/office/word/2010/wordprocessingInk" xmlns:wne="http://schemas.microsoft.com/office/word/2006/wordml" xmlns:wps="http://schemas.microsoft.com/office/word/2010/wordprocessingShape" mc:Ignorable="w14 w15 w16se w16cid w16 w16cex w16sdtdh w16sdtfl w16du wp14">
   <w:p>
     <w:pPr>
       <w:pStyle w:val="Header"/>
@@ -9868,7 +9840,7 @@
 </file>
 
 <file path=word/header2.xml><?xml version="1.0" encoding="utf-8"?>
-<w:hdr xmlns:wpc="http://schemas.microsoft.com/office/word/2010/wordprocessingCanvas" xmlns:cx="http://schemas.microsoft.com/office/drawing/2014/chartex" xmlns:cx1="http://schemas.microsoft.com/office/drawing/2015/9/8/chartex" xmlns:mc="http://schemas.openxmlformats.org/markup-compatibility/2006" xmlns:o="urn:schemas-microsoft-com:office:office" xmlns:r="http://schemas.openxmlformats.org/officeDocument/2006/relationships" xmlns:m="http://schemas.openxmlformats.org/officeDocument/2006/math" xmlns:v="urn:schemas-microsoft-com:vml" xmlns:wp14="http://schemas.microsoft.com/office/word/2010/wordprocessingDrawing" xmlns:wp="http://schemas.openxmlformats.org/drawingml/2006/wordprocessingDrawing" xmlns:w10="urn:schemas-microsoft-com:office:word" xmlns:w="http://schemas.openxmlformats.org/wordprocessingml/2006/main" xmlns:w14="http://schemas.microsoft.com/office/word/2010/wordml" xmlns:w15="http://schemas.microsoft.com/office/word/2012/wordml" xmlns:w16se="http://schemas.microsoft.com/office/word/2015/wordml/symex" xmlns:wpg="http://schemas.microsoft.com/office/word/2010/wordprocessingGroup" xmlns:wpi="http://schemas.microsoft.com/office/word/2010/wordprocessingInk" xmlns:wne="http://schemas.microsoft.com/office/word/2006/wordml" xmlns:wps="http://schemas.microsoft.com/office/word/2010/wordprocessingShape" mc:Ignorable="w14 w15 w16se wp14">
+<w:hdr xmlns:wpc="http://schemas.microsoft.com/office/word/2010/wordprocessingCanvas" xmlns:cx="http://schemas.microsoft.com/office/drawing/2014/chartex" xmlns:cx1="http://schemas.microsoft.com/office/drawing/2015/9/8/chartex" xmlns:cx2="http://schemas.microsoft.com/office/drawing/2015/10/21/chartex" xmlns:cx3="http://schemas.microsoft.com/office/drawing/2016/5/9/chartex" xmlns:cx4="http://schemas.microsoft.com/office/drawing/2016/5/10/chartex" xmlns:cx5="http://schemas.microsoft.com/office/drawing/2016/5/11/chartex" xmlns:cx6="http://schemas.microsoft.com/office/drawing/2016/5/12/chartex" xmlns:cx7="http://schemas.microsoft.com/office/drawing/2016/5/13/chartex" xmlns:cx8="http://schemas.microsoft.com/office/drawing/2016/5/14/chartex" xmlns:mc="http://schemas.openxmlformats.org/markup-compatibility/2006" xmlns:aink="http://schemas.microsoft.com/office/drawing/2016/ink" xmlns:am3d="http://schemas.microsoft.com/office/drawing/2017/model3d" xmlns:o="urn:schemas-microsoft-com:office:office" xmlns:oel="http://schemas.microsoft.com/office/2019/extlst" xmlns:r="http://schemas.openxmlformats.org/officeDocument/2006/relationships" xmlns:m="http://schemas.openxmlformats.org/officeDocument/2006/math" xmlns:v="urn:schemas-microsoft-com:vml" xmlns:wp14="http://schemas.microsoft.com/office/word/2010/wordprocessingDrawing" xmlns:wp="http://schemas.openxmlformats.org/drawingml/2006/wordprocessingDrawing" xmlns:w10="urn:schemas-microsoft-com:office:word" xmlns:w="http://schemas.openxmlformats.org/wordprocessingml/2006/main" xmlns:w14="http://schemas.microsoft.com/office/word/2010/wordml" xmlns:w15="http://schemas.microsoft.com/office/word/2012/wordml" xmlns:w16cex="http://schemas.microsoft.com/office/word/2018/wordml/cex" xmlns:w16cid="http://schemas.microsoft.com/office/word/2016/wordml/cid" xmlns:w16="http://schemas.microsoft.com/office/word/2018/wordml" xmlns:w16du="http://schemas.microsoft.com/office/word/2023/wordml/word16du" xmlns:w16sdtdh="http://schemas.microsoft.com/office/word/2020/wordml/sdtdatahash" xmlns:w16sdtfl="http://schemas.microsoft.com/office/word/2024/wordml/sdtformatlock" xmlns:w16se="http://schemas.microsoft.com/office/word/2015/wordml/symex" xmlns:wpg="http://schemas.microsoft.com/office/word/2010/wordprocessingGroup" xmlns:wpi="http://schemas.microsoft.com/office/word/2010/wordprocessingInk" xmlns:wne="http://schemas.microsoft.com/office/word/2006/wordml" xmlns:wps="http://schemas.microsoft.com/office/word/2010/wordprocessingShape" mc:Ignorable="w14 w15 w16se w16cid w16 w16cex w16sdtdh w16sdtfl w16du wp14">
   <w:p>
     <w:pPr>
       <w:pStyle w:val="Header"/>
@@ -9926,7 +9898,7 @@
 </file>
 
 <file path=word/numbering.xml><?xml version="1.0" encoding="utf-8"?>
-<w:numbering xmlns:wpc="http://schemas.microsoft.com/office/word/2010/wordprocessingCanvas" xmlns:cx="http://schemas.microsoft.com/office/drawing/2014/chartex" xmlns:cx1="http://schemas.microsoft.com/office/drawing/2015/9/8/chartex" xmlns:mc="http://schemas.openxmlformats.org/markup-compatibility/2006" xmlns:o="urn:schemas-microsoft-com:office:office" xmlns:r="http://schemas.openxmlformats.org/officeDocument/2006/relationships" xmlns:m="http://schemas.openxmlformats.org/officeDocument/2006/math" xmlns:v="urn:schemas-microsoft-com:vml" xmlns:wp14="http://schemas.microsoft.com/office/word/2010/wordprocessingDrawing" xmlns:wp="http://schemas.openxmlformats.org/drawingml/2006/wordprocessingDrawing" xmlns:w10="urn:schemas-microsoft-com:office:word" xmlns:w="http://schemas.openxmlformats.org/wordprocessingml/2006/main" xmlns:w14="http://schemas.microsoft.com/office/word/2010/wordml" xmlns:w15="http://schemas.microsoft.com/office/word/2012/wordml" xmlns:w16se="http://schemas.microsoft.com/office/word/2015/wordml/symex" xmlns:wpg="http://schemas.microsoft.com/office/word/2010/wordprocessingGroup" xmlns:wpi="http://schemas.microsoft.com/office/word/2010/wordprocessingInk" xmlns:wne="http://schemas.microsoft.com/office/word/2006/wordml" xmlns:wps="http://schemas.microsoft.com/office/word/2010/wordprocessingShape" mc:Ignorable="w14 w15 w16se wp14">
+<w:numbering xmlns:wpc="http://schemas.microsoft.com/office/word/2010/wordprocessingCanvas" xmlns:cx="http://schemas.microsoft.com/office/drawing/2014/chartex" xmlns:cx1="http://schemas.microsoft.com/office/drawing/2015/9/8/chartex" xmlns:cx2="http://schemas.microsoft.com/office/drawing/2015/10/21/chartex" xmlns:cx3="http://schemas.microsoft.com/office/drawing/2016/5/9/chartex" xmlns:cx4="http://schemas.microsoft.com/office/drawing/2016/5/10/chartex" xmlns:cx5="http://schemas.microsoft.com/office/drawing/2016/5/11/chartex" xmlns:cx6="http://schemas.microsoft.com/office/drawing/2016/5/12/chartex" xmlns:cx7="http://schemas.microsoft.com/office/drawing/2016/5/13/chartex" xmlns:cx8="http://schemas.microsoft.com/office/drawing/2016/5/14/chartex" xmlns:mc="http://schemas.openxmlformats.org/markup-compatibility/2006" xmlns:aink="http://schemas.microsoft.com/office/drawing/2016/ink" xmlns:am3d="http://schemas.microsoft.com/office/drawing/2017/model3d" xmlns:o="urn:schemas-microsoft-com:office:office" xmlns:oel="http://schemas.microsoft.com/office/2019/extlst" xmlns:r="http://schemas.openxmlformats.org/officeDocument/2006/relationships" xmlns:m="http://schemas.openxmlformats.org/officeDocument/2006/math" xmlns:v="urn:schemas-microsoft-com:vml" xmlns:wp14="http://schemas.microsoft.com/office/word/2010/wordprocessingDrawing" xmlns:wp="http://schemas.openxmlformats.org/drawingml/2006/wordprocessingDrawing" xmlns:w10="urn:schemas-microsoft-com:office:word" xmlns:w="http://schemas.openxmlformats.org/wordprocessingml/2006/main" xmlns:w14="http://schemas.microsoft.com/office/word/2010/wordml" xmlns:w15="http://schemas.microsoft.com/office/word/2012/wordml" xmlns:w16cex="http://schemas.microsoft.com/office/word/2018/wordml/cex" xmlns:w16cid="http://schemas.microsoft.com/office/word/2016/wordml/cid" xmlns:w16="http://schemas.microsoft.com/office/word/2018/wordml" xmlns:w16du="http://schemas.microsoft.com/office/word/2023/wordml/word16du" xmlns:w16sdtdh="http://schemas.microsoft.com/office/word/2020/wordml/sdtdatahash" xmlns:w16sdtfl="http://schemas.microsoft.com/office/word/2024/wordml/sdtformatlock" xmlns:w16se="http://schemas.microsoft.com/office/word/2015/wordml/symex" xmlns:wpg="http://schemas.microsoft.com/office/word/2010/wordprocessingGroup" xmlns:wpi="http://schemas.microsoft.com/office/word/2010/wordprocessingInk" xmlns:wne="http://schemas.microsoft.com/office/word/2006/wordml" xmlns:wps="http://schemas.microsoft.com/office/word/2010/wordprocessingShape" mc:Ignorable="w14 w15 w16se w16cid w16 w16cex w16sdtdh w16sdtfl w16du wp14">
   <w:abstractNum w:abstractNumId="0" w15:restartNumberingAfterBreak="0">
     <w:nsid w:val="0F3757BD"/>
     <w:multiLevelType w:val="hybridMultilevel"/>
@@ -11259,13 +11231,13 @@
       </w:rPr>
     </w:lvl>
   </w:abstractNum>
-  <w:num w:numId="1">
+  <w:num w:numId="1" w16cid:durableId="230388267">
     <w:abstractNumId w:val="1"/>
   </w:num>
-  <w:num w:numId="2">
+  <w:num w:numId="2" w16cid:durableId="1723794440">
     <w:abstractNumId w:val="2"/>
   </w:num>
-  <w:num w:numId="3">
+  <w:num w:numId="3" w16cid:durableId="705446019">
     <w:abstractNumId w:val="5"/>
     <w:lvlOverride w:ilvl="0">
       <w:startOverride w:val="1"/>
@@ -11295,7 +11267,7 @@
       <w:startOverride w:val="1"/>
     </w:lvlOverride>
   </w:num>
-  <w:num w:numId="4">
+  <w:num w:numId="4" w16cid:durableId="2138981964">
     <w:abstractNumId w:val="10"/>
     <w:lvlOverride w:ilvl="0"/>
     <w:lvlOverride w:ilvl="1">
@@ -11309,7 +11281,7 @@
     <w:lvlOverride w:ilvl="7"/>
     <w:lvlOverride w:ilvl="8"/>
   </w:num>
-  <w:num w:numId="5">
+  <w:num w:numId="5" w16cid:durableId="80222370">
     <w:abstractNumId w:val="3"/>
     <w:lvlOverride w:ilvl="0">
       <w:startOverride w:val="1"/>
@@ -11339,7 +11311,7 @@
       <w:startOverride w:val="1"/>
     </w:lvlOverride>
   </w:num>
-  <w:num w:numId="6">
+  <w:num w:numId="6" w16cid:durableId="557283901">
     <w:abstractNumId w:val="7"/>
     <w:lvlOverride w:ilvl="0">
       <w:startOverride w:val="1"/>
@@ -11369,7 +11341,7 @@
       <w:startOverride w:val="1"/>
     </w:lvlOverride>
   </w:num>
-  <w:num w:numId="7">
+  <w:num w:numId="7" w16cid:durableId="454952292">
     <w:abstractNumId w:val="9"/>
     <w:lvlOverride w:ilvl="0">
       <w:startOverride w:val="1"/>
@@ -11399,7 +11371,7 @@
       <w:startOverride w:val="1"/>
     </w:lvlOverride>
   </w:num>
-  <w:num w:numId="8">
+  <w:num w:numId="8" w16cid:durableId="1720786559">
     <w:abstractNumId w:val="0"/>
     <w:lvlOverride w:ilvl="0">
       <w:startOverride w:val="1"/>
@@ -11429,7 +11401,7 @@
       <w:startOverride w:val="1"/>
     </w:lvlOverride>
   </w:num>
-  <w:num w:numId="9">
+  <w:num w:numId="9" w16cid:durableId="479689867">
     <w:abstractNumId w:val="6"/>
     <w:lvlOverride w:ilvl="0">
       <w:startOverride w:val="1"/>
@@ -11459,17 +11431,17 @@
       <w:startOverride w:val="1"/>
     </w:lvlOverride>
   </w:num>
-  <w:num w:numId="10">
+  <w:num w:numId="10" w16cid:durableId="926574319">
     <w:abstractNumId w:val="8"/>
   </w:num>
-  <w:num w:numId="11">
+  <w:num w:numId="11" w16cid:durableId="853421878">
     <w:abstractNumId w:val="4"/>
   </w:num>
 </w:numbering>
 </file>
 
 <file path=word/styles.xml><?xml version="1.0" encoding="utf-8"?>
-<w:styles xmlns:mc="http://schemas.openxmlformats.org/markup-compatibility/2006" xmlns:r="http://schemas.openxmlformats.org/officeDocument/2006/relationships" xmlns:w="http://schemas.openxmlformats.org/wordprocessingml/2006/main" xmlns:w14="http://schemas.microsoft.com/office/word/2010/wordml" xmlns:w15="http://schemas.microsoft.com/office/word/2012/wordml" xmlns:w16se="http://schemas.microsoft.com/office/word/2015/wordml/symex" mc:Ignorable="w14 w15 w16se">
+<w:styles xmlns:mc="http://schemas.openxmlformats.org/markup-compatibility/2006" xmlns:r="http://schemas.openxmlformats.org/officeDocument/2006/relationships" xmlns:w="http://schemas.openxmlformats.org/wordprocessingml/2006/main" xmlns:w14="http://schemas.microsoft.com/office/word/2010/wordml" xmlns:w15="http://schemas.microsoft.com/office/word/2012/wordml" xmlns:w16cex="http://schemas.microsoft.com/office/word/2018/wordml/cex" xmlns:w16cid="http://schemas.microsoft.com/office/word/2016/wordml/cid" xmlns:w16="http://schemas.microsoft.com/office/word/2018/wordml" xmlns:w16du="http://schemas.microsoft.com/office/word/2023/wordml/word16du" xmlns:w16sdtdh="http://schemas.microsoft.com/office/word/2020/wordml/sdtdatahash" xmlns:w16sdtfl="http://schemas.microsoft.com/office/word/2024/wordml/sdtformatlock" xmlns:w16se="http://schemas.microsoft.com/office/word/2015/wordml/symex" mc:Ignorable="w14 w15 w16se w16cid w16 w16cex w16sdtdh w16sdtfl w16du">
   <w:docDefaults>
     <w:rPrDefault>
       <w:rPr>
@@ -11479,7 +11451,7 @@
     </w:rPrDefault>
     <w:pPrDefault/>
   </w:docDefaults>
-  <w:latentStyles w:defLockedState="0" w:defUIPriority="0" w:defSemiHidden="0" w:defUnhideWhenUsed="0" w:defQFormat="0" w:count="371">
+  <w:latentStyles w:defLockedState="0" w:defUIPriority="0" w:defSemiHidden="0" w:defUnhideWhenUsed="0" w:defQFormat="0" w:count="376">
     <w:lsdException w:name="Normal" w:qFormat="1"/>
     <w:lsdException w:name="heading 1" w:qFormat="1"/>
     <w:lsdException w:name="heading 2" w:qFormat="1"/>
@@ -11845,6 +11817,11 @@
     <w:lsdException w:name="List Table 5 Dark Accent 6" w:uiPriority="50"/>
     <w:lsdException w:name="List Table 6 Colorful Accent 6" w:uiPriority="51"/>
     <w:lsdException w:name="List Table 7 Colorful Accent 6" w:uiPriority="52"/>
+    <w:lsdException w:name="Mention" w:semiHidden="1" w:uiPriority="99" w:unhideWhenUsed="1"/>
+    <w:lsdException w:name="Smart Hyperlink" w:semiHidden="1" w:uiPriority="99" w:unhideWhenUsed="1"/>
+    <w:lsdException w:name="Hashtag" w:semiHidden="1" w:uiPriority="99" w:unhideWhenUsed="1"/>
+    <w:lsdException w:name="Unresolved Mention" w:semiHidden="1" w:uiPriority="99" w:unhideWhenUsed="1"/>
+    <w:lsdException w:name="Smart Link" w:semiHidden="1" w:uiPriority="99" w:unhideWhenUsed="1"/>
   </w:latentStyles>
   <w:style w:type="paragraph" w:default="1" w:styleId="Normal">
     <w:name w:val="Normal"/>
@@ -11926,7 +11903,6 @@
   <w:style w:type="character" w:default="1" w:styleId="DefaultParagraphFont">
     <w:name w:val="Default Paragraph Font"/>
     <w:uiPriority w:val="1"/>
-    <w:semiHidden/>
     <w:unhideWhenUsed/>
   </w:style>
   <w:style w:type="table" w:default="1" w:styleId="TableNormal">
